--- a/eng/docx/02.content.docx
+++ b/eng/docx/02.content.docx
@@ -19,7 +19,7 @@
         <w:rPr>
           <w:lang w:val="en_US" w:bidi="en_US"/>
         </w:rPr>
-        <w:t>Resource: Study Notes - Book Intros (Tyndale)</w:t>
+        <w:t>Resource: Tyndale Open Study Notes</w:t>
       </w:r>
       <w:r>
         <w:rPr>
@@ -112,7 +112,7 @@
         <w:rPr>
           <w:lang w:val="en_US" w:bidi="en_US"/>
         </w:rPr>
-        <w:t>Study Notes - Book Intros (Tyndale)</w:t>
+        <w:t>Tyndale Open Study Notes</w:t>
       </w:r>
     </w:p>
     <w:p>

--- a/eng/docx/02.content.docx
+++ b/eng/docx/02.content.docx
@@ -256,7 +256,7 @@
         <w:rPr>
           <w:lang w:val="en_US" w:bidi="en_US"/>
         </w:rPr>
-        <w:t>The Exodus occurred sometime between 1450 and 1250 BC, when Egypt was arguably the greatest military and cultural power in the world. During Egypt’s 18th dynasty (1550–1295 BC) the pharaohs built an empire beyond Egypt’s borders, extending its control far into the north, up the Canaanite coast, and far to the south along the Nile. This imperial thrust seems to have fueled a megalomaniacal building program. As the house of the pharaoh grew in power, so the god of the royal house, Amon-Re, gained dominance. The land remained staunchly polytheistic, but worship of Amon-Re seems to have surpassed devotion to all other gods.</w:t>
+        <w:t>The events of Exodus happened sometime between 1450 and 1250 BC. At that time, Egypt was probably the strongest military and cultural power in the world.</w:t>
       </w:r>
     </w:p>
     <w:p>
@@ -270,7 +270,35 @@
         <w:rPr>
           <w:lang w:val="en_US" w:bidi="en_US"/>
         </w:rPr>
-        <w:t>It was during this period that the Israelites departed from Egypt. God did not sneak his people out during a time of Egyptian weakness; he led them forth when Egyptian strength was at its height.</w:t>
+        <w:t>During Egypt’s 18th Dynasty (1550–1295 BC), the pharaohs built a large empire outside Egypt. Their rule stretched north along the coast of Canaan and south along the Nile River. This growth in power led to large building projects throughout the land.</w:t>
+      </w:r>
+    </w:p>
+    <w:p>
+      <w:pPr/>
+      <w:r>
+        <w:rPr>
+          <w:lang w:val="en_US" w:bidi="en_US"/>
+        </w:rPr>
+      </w:r>
+      <w:r>
+        <w:rPr>
+          <w:lang w:val="en_US" w:bidi="en_US"/>
+        </w:rPr>
+        <w:t>As the royal family became more powerful, the god Amon-Re also became more important. Egypt worshiped many gods, but devotion to Amon-Re became greater than devotion to the other gods.</w:t>
+      </w:r>
+    </w:p>
+    <w:p>
+      <w:pPr/>
+      <w:r>
+        <w:rPr>
+          <w:lang w:val="en_US" w:bidi="en_US"/>
+        </w:rPr>
+      </w:r>
+      <w:r>
+        <w:rPr>
+          <w:lang w:val="en_US" w:bidi="en_US"/>
+        </w:rPr>
+        <w:t>It was during this time that the Israelites left Egypt. God did not rescue his people when Egypt was weak. He brought them out when Egypt was strongest.</w:t>
       </w:r>
     </w:p>
     <w:p>
@@ -295,7 +323,7 @@
         <w:rPr>
           <w:lang w:val="en_US" w:bidi="en_US"/>
         </w:rPr>
-        <w:t xml:space="preserve">The term </w:t>
+        <w:t xml:space="preserve">The word </w:t>
       </w:r>
       <w:r>
         <w:rPr>
@@ -308,20 +336,20 @@
         <w:rPr>
           <w:lang w:val="en_US" w:bidi="en_US"/>
         </w:rPr>
-        <w:t xml:space="preserve"> derives from the Greek word exodos</w:t>
+        <w:t xml:space="preserve"> comes from the Greek word </w:t>
       </w:r>
       <w:r>
         <w:rPr>
           <w:i/>
           <w:lang w:val="en_US" w:bidi="en_US"/>
         </w:rPr>
-        <w:t>,</w:t>
-      </w:r>
-      <w:r>
-        <w:rPr>
-          <w:lang w:val="en_US" w:bidi="en_US"/>
-        </w:rPr>
-        <w:t xml:space="preserve"> which means “the way out.” </w:t>
+        <w:t>exodos</w:t>
+      </w:r>
+      <w:r>
+        <w:rPr>
+          <w:lang w:val="en_US" w:bidi="en_US"/>
+        </w:rPr>
+        <w:t xml:space="preserve">, which means “the way out.” </w:t>
       </w:r>
       <w:hyperlink r:id="rId13">
         <w:r>
@@ -339,7 +367,7 @@
         <w:rPr>
           <w:lang w:val="en_US" w:bidi="en_US"/>
         </w:rPr>
-        <w:t xml:space="preserve"> is about the Hebrews’ “way out” of Egypt. The rest of Exodus (chs </w:t>
+        <w:t xml:space="preserve"> tells how the Hebrews escaped from slavery in Egypt. The rest of Exodus (chapters </w:t>
       </w:r>
       <w:hyperlink r:id="rId14">
         <w:r>
@@ -357,7 +385,39 @@
         <w:rPr>
           <w:lang w:val="en_US" w:bidi="en_US"/>
         </w:rPr>
-        <w:t xml:space="preserve">) reveals that the Hebrew people needed more than rescue from bondage in Egypt: They needed a way out of their sin and a way into fellowship with God. Exodus addresses Israel’s great needs: to be set free from bondage (chs </w:t>
+        <w:t>) explains that the people needed more than freedom from slavery. They also needed freedom from sin and a way to live in fellowship with God.</w:t>
+      </w:r>
+    </w:p>
+    <w:p>
+      <w:pPr/>
+      <w:r>
+        <w:rPr>
+          <w:lang w:val="en_US" w:bidi="en_US"/>
+        </w:rPr>
+      </w:r>
+      <w:r>
+        <w:rPr>
+          <w:lang w:val="en_US" w:bidi="en_US"/>
+        </w:rPr>
+        <w:t>Exodus addresses Israel’s great needs:</w:t>
+      </w:r>
+    </w:p>
+    <w:p>
+      <w:pPr>
+        <w:pStyle w:val="ListBullet"/>
+        <w:spacing w:line="240" w:lineRule="auto"/>
+        <w:ind w:left="720"/>
+      </w:pPr>
+      <w:r>
+        <w:rPr>
+          <w:lang w:val="en_US" w:bidi="en_US"/>
+        </w:rPr>
+      </w:r>
+      <w:r>
+        <w:rPr>
+          <w:lang w:val="en_US" w:bidi="en_US"/>
+        </w:rPr>
+        <w:t xml:space="preserve">freedom from slavery (chapters </w:t>
       </w:r>
       <w:hyperlink r:id="rId13">
         <w:r>
@@ -375,7 +435,25 @@
         <w:rPr>
           <w:lang w:val="en_US" w:bidi="en_US"/>
         </w:rPr>
-        <w:t xml:space="preserve">), to know who God is and what he is like through the covenant at Sinai (chs </w:t>
+        <w:t xml:space="preserve">), </w:t>
+      </w:r>
+    </w:p>
+    <w:p>
+      <w:pPr>
+        <w:pStyle w:val="ListBullet"/>
+        <w:spacing w:line="240" w:lineRule="auto"/>
+        <w:ind w:left="720"/>
+      </w:pPr>
+      <w:r>
+        <w:rPr>
+          <w:lang w:val="en_US" w:bidi="en_US"/>
+        </w:rPr>
+      </w:r>
+      <w:r>
+        <w:rPr>
+          <w:lang w:val="en_US" w:bidi="en_US"/>
+        </w:rPr>
+        <w:t xml:space="preserve">knowledge of God through the covenant (binding agreement) at Mount Sinai (chapters </w:t>
       </w:r>
       <w:hyperlink r:id="rId15">
         <w:r>
@@ -393,7 +471,25 @@
         <w:rPr>
           <w:lang w:val="en_US" w:bidi="en_US"/>
         </w:rPr>
-        <w:t xml:space="preserve">), and to experience fellowship with God through the Tabernacle (chs </w:t>
+        <w:t>), and</w:t>
+      </w:r>
+    </w:p>
+    <w:p>
+      <w:pPr>
+        <w:pStyle w:val="ListBullet"/>
+        <w:spacing w:line="240" w:lineRule="auto"/>
+        <w:ind w:left="720"/>
+      </w:pPr>
+      <w:r>
+        <w:rPr>
+          <w:lang w:val="en_US" w:bidi="en_US"/>
+        </w:rPr>
+      </w:r>
+      <w:r>
+        <w:rPr>
+          <w:lang w:val="en_US" w:bidi="en_US"/>
+        </w:rPr>
+        <w:t xml:space="preserve">fellowship with God through the tabernacle, the sacred tent where God’s presence rested among his people (chapters </w:t>
       </w:r>
       <w:hyperlink r:id="rId16">
         <w:r>
@@ -411,7 +507,21 @@
         <w:rPr>
           <w:lang w:val="en_US" w:bidi="en_US"/>
         </w:rPr>
-        <w:t>). All of us have the same need to be set free, to know God, and to experience fellowship with him.</w:t>
+        <w:t xml:space="preserve">). </w:t>
+      </w:r>
+    </w:p>
+    <w:p>
+      <w:pPr/>
+      <w:r>
+        <w:rPr>
+          <w:lang w:val="en_US" w:bidi="en_US"/>
+        </w:rPr>
+      </w:r>
+      <w:r>
+        <w:rPr>
+          <w:lang w:val="en_US" w:bidi="en_US"/>
+        </w:rPr>
+        <w:t>People today still have these same needs. We need freedom, knowledge of God, and life with him.</w:t>
       </w:r>
     </w:p>
     <w:p>
@@ -422,7 +532,7 @@
         <w:rPr>
           <w:lang w:val="en_US" w:bidi="en_US"/>
         </w:rPr>
-        <w:t>Authorship</w:t>
+        <w:t xml:space="preserve">Author </w:t>
       </w:r>
     </w:p>
     <w:p>
@@ -436,78 +546,82 @@
         <w:rPr>
           <w:lang w:val="en_US" w:bidi="en_US"/>
         </w:rPr>
-        <w:t>Moses is traditionally considered the author of the Pentateuch (</w:t>
+        <w:t xml:space="preserve">Traditionally, Moses is believed to have written the Pentateuch (Genesis, Exodus, Leviticus, Numbers, and Deuteronomy). However, many modern scholars question this view. See </w:t>
+      </w:r>
+      <w:r>
+        <w:rPr>
+          <w:lang w:val="en_US" w:bidi="en_US"/>
+        </w:rPr>
+        <w:t>Genesis Book Introduction</w:t>
+      </w:r>
+      <w:r>
+        <w:rPr>
+          <w:lang w:val="en_US" w:bidi="en_US"/>
+        </w:rPr>
+        <w:t>, “Author.”</w:t>
+      </w:r>
+    </w:p>
+    <w:p>
+      <w:pPr>
+        <w:pStyle w:val="Heading2"/>
+      </w:pPr>
+      <w:r>
+        <w:rPr>
+          <w:lang w:val="en_US" w:bidi="en_US"/>
+        </w:rPr>
+        <w:t xml:space="preserve">The Date of the Exodus </w:t>
+      </w:r>
+    </w:p>
+    <w:p>
+      <w:pPr/>
+      <w:r>
+        <w:rPr>
+          <w:lang w:val="en_US" w:bidi="en_US"/>
+        </w:rPr>
+      </w:r>
+      <w:r>
+        <w:rPr>
+          <w:lang w:val="en_US" w:bidi="en_US"/>
+        </w:rPr>
+        <w:t>The date of Israel’s departure from Egypt is important for understanding early Israelite history. The Bible focuses more on the meaning of events than on giving exact dates, so it is difficult to know the precise year of the Exodus.</w:t>
+      </w:r>
+    </w:p>
+    <w:p>
+      <w:pPr/>
+      <w:r>
+        <w:rPr>
+          <w:lang w:val="en_US" w:bidi="en_US"/>
+        </w:rPr>
+      </w:r>
+      <w:r>
+        <w:rPr>
+          <w:lang w:val="en_US" w:bidi="en_US"/>
+        </w:rPr>
+        <w:t>Several clues help scholars estimate the date:</w:t>
+      </w:r>
+    </w:p>
+    <w:p>
+      <w:pPr>
+        <w:pStyle w:val="ListNumber"/>
+        <w:numPr>
+          <w:ilvl w:val="0"/>
+          <w:numId w:val="14"/>
+        </w:numPr>
+        <w:spacing w:line="240" w:lineRule="auto"/>
+        <w:ind w:left="720"/>
+      </w:pPr>
+      <w:r>
+        <w:rPr>
+          <w:lang w:val="en_US" w:bidi="en_US"/>
+        </w:rPr>
+      </w:r>
+      <w:r>
+        <w:rPr>
+          <w:lang w:val="en_US" w:bidi="en_US"/>
+        </w:rPr>
+        <w:t xml:space="preserve">According to </w:t>
       </w:r>
       <w:hyperlink r:id="rId17">
-        <w:r>
-          <w:rPr>
-            <w:lang w:val="en_US" w:bidi="en_US"/>
-          </w:rPr>
-          <w:rPr>
-            <w:color w:val="0000EE"/>
-            <w:u w:val="single"/>
-          </w:rPr>
-          <w:t>Genesis—Deuteronomy</w:t>
-        </w:r>
-      </w:hyperlink>
-      <w:r>
-        <w:rPr>
-          <w:lang w:val="en_US" w:bidi="en_US"/>
-        </w:rPr>
-        <w:t xml:space="preserve">), though many scholars call this into question. See </w:t>
-      </w:r>
-      <w:r>
-        <w:rPr>
-          <w:lang w:val="en_US" w:bidi="en_US"/>
-        </w:rPr>
-        <w:t>Genesis Book Introduction</w:t>
-      </w:r>
-      <w:r>
-        <w:rPr>
-          <w:lang w:val="en_US" w:bidi="en_US"/>
-        </w:rPr>
-        <w:t>, “Authorship.”</w:t>
-      </w:r>
-    </w:p>
-    <w:p>
-      <w:pPr>
-        <w:pStyle w:val="Heading2"/>
-      </w:pPr>
-      <w:r>
-        <w:rPr>
-          <w:lang w:val="en_US" w:bidi="en_US"/>
-        </w:rPr>
-        <w:t>The Date of the Exodus (1446 or 1270 BC)</w:t>
-      </w:r>
-    </w:p>
-    <w:p>
-      <w:pPr/>
-      <w:r>
-        <w:rPr>
-          <w:lang w:val="en_US" w:bidi="en_US"/>
-        </w:rPr>
-      </w:r>
-      <w:r>
-        <w:rPr>
-          <w:lang w:val="en_US" w:bidi="en_US"/>
-        </w:rPr>
-        <w:t>The date of Israel’s exodus from Egypt is the key question in determining Israel’s early chronology. The Bible’s focus on the sequence of events and their meanings rather than a strict chronology makes it difficult, however, to assign exact dates for the Exodus. A number of chronological indicators help point the way.</w:t>
-      </w:r>
-    </w:p>
-    <w:p>
-      <w:pPr/>
-      <w:r>
-        <w:rPr>
-          <w:lang w:val="en_US" w:bidi="en_US"/>
-        </w:rPr>
-      </w:r>
-      <w:r>
-        <w:rPr>
-          <w:lang w:val="en_US" w:bidi="en_US"/>
-        </w:rPr>
-        <w:t xml:space="preserve">First, according to </w:t>
-      </w:r>
-      <w:hyperlink r:id="rId18">
         <w:r>
           <w:rPr>
             <w:lang w:val="en_US" w:bidi="en_US"/>
@@ -523,21 +637,50 @@
         <w:rPr>
           <w:lang w:val="en_US" w:bidi="en_US"/>
         </w:rPr>
-        <w:t>, Pharaoh Shishak raided Judah in the fifth year of King Rehoboam’s reign. This date is known from sources outside the Bible to be 926 BC. Earlier dates in Israel’s history, such as the year Solomon began building the Temple (967 BC) and the date of the Exodus, are calculated by working backward from this fixed point and attempting to harmonize as much data as possible.</w:t>
-      </w:r>
-    </w:p>
-    <w:p>
-      <w:pPr/>
-      <w:r>
-        <w:rPr>
-          <w:lang w:val="en_US" w:bidi="en_US"/>
-        </w:rPr>
-      </w:r>
-      <w:r>
-        <w:rPr>
-          <w:lang w:val="en_US" w:bidi="en_US"/>
-        </w:rPr>
-        <w:t>A second chronological indicator for the date of the Exodus is the “new king” who “knew nothing about Joseph” (</w:t>
+        <w:t>, Pharaoh Shishak attacked Judah during the fifth year of King Rehoboam’s reign. Historical records outside the Bible date this event to 926 BC. Scholars work backward from this known date to estimate earlier events, including the exodus</w:t>
+      </w:r>
+    </w:p>
+    <w:p>
+      <w:pPr>
+        <w:pStyle w:val="ListNumber"/>
+        <w:spacing w:line="240" w:lineRule="auto"/>
+        <w:ind w:left="720"/>
+      </w:pPr>
+      <w:r>
+        <w:rPr>
+          <w:lang w:val="en_US" w:bidi="en_US"/>
+        </w:rPr>
+      </w:r>
+      <w:r>
+        <w:rPr>
+          <w:lang w:val="en_US" w:bidi="en_US"/>
+        </w:rPr>
+        <w:t>A second clue is the “new king” in (</w:t>
+      </w:r>
+      <w:hyperlink r:id="rId18">
+        <w:r>
+          <w:rPr>
+            <w:lang w:val="en_US" w:bidi="en_US"/>
+          </w:rPr>
+          <w:rPr>
+            <w:color w:val="0000EE"/>
+            <w:u w:val="single"/>
+          </w:rPr>
+          <w:t>Exodus 1:8</w:t>
+        </w:r>
+      </w:hyperlink>
+      <w:r>
+        <w:rPr>
+          <w:lang w:val="en_US" w:bidi="en_US"/>
+        </w:rPr>
+        <w:t>) who “knew nothing about Joseph.” This probably refers to the beginning of a new royal family line, or dynasty.</w:t>
+        <w:br/>
+      </w:r>
+      <w:r>
+        <w:rPr>
+          <w:lang w:val="en_US" w:bidi="en_US"/>
+        </w:rPr>
+        <w:t>In the 1700s BC, groups from Asia moved into Egypt. One group, called the Hyksos, gained control of Lower Egypt around 1648 BC. Joseph and Jacob probably entered Egypt shortly before or during this period (</w:t>
       </w:r>
       <w:hyperlink r:id="rId19">
         <w:r>
@@ -548,34 +691,16 @@
             <w:color w:val="0000EE"/>
             <w:u w:val="single"/>
           </w:rPr>
-          <w:t>Exod 1:8</w:t>
+          <w:t>Genesis 39</w:t>
         </w:r>
       </w:hyperlink>
       <w:r>
         <w:rPr>
           <w:lang w:val="en_US" w:bidi="en_US"/>
         </w:rPr>
-        <w:t>). This comment most likely signals the arrival of a new dynasty. In the 1700s BC, foreigners from Asia began migrating to Egypt. In 1648 BC, one group of such foreigners, the Hyksos, invaded Lower Egypt and gained control of the region. Joseph and Jacob very likely entered Egypt (</w:t>
+        <w:t xml:space="preserve">; </w:t>
       </w:r>
       <w:hyperlink r:id="rId20">
-        <w:r>
-          <w:rPr>
-            <w:lang w:val="en_US" w:bidi="en_US"/>
-          </w:rPr>
-          <w:rPr>
-            <w:color w:val="0000EE"/>
-            <w:u w:val="single"/>
-          </w:rPr>
-          <w:t>Gen 39</w:t>
-        </w:r>
-      </w:hyperlink>
-      <w:r>
-        <w:rPr>
-          <w:lang w:val="en_US" w:bidi="en_US"/>
-        </w:rPr>
-        <w:t xml:space="preserve">; </w:t>
-      </w:r>
-      <w:hyperlink r:id="rId21">
         <w:r>
           <w:rPr>
             <w:lang w:val="en_US" w:bidi="en_US"/>
@@ -591,9 +716,9 @@
         <w:rPr>
           <w:lang w:val="en_US" w:bidi="en_US"/>
         </w:rPr>
-        <w:t xml:space="preserve">) shortly before or during the Hyksos period. The Hyksos ruled until 1540 BC, when Pharaoh Ahmose (1550–1525 BC) expelled them. Ahmose and the pharaohs who followed him were probably the dynasty described by </w:t>
-      </w:r>
-      <w:hyperlink r:id="rId19">
+        <w:t xml:space="preserve">). The Hyksos ruled until Pharaoh Ahmose forced them out around 1540 BC. Ahmose and the kings after him were probably the rulers described in </w:t>
+      </w:r>
+      <w:hyperlink r:id="rId18">
         <w:r>
           <w:rPr>
             <w:lang w:val="en_US" w:bidi="en_US"/>
@@ -613,6 +738,24 @@
       </w:r>
     </w:p>
     <w:p>
+      <w:pPr>
+        <w:pStyle w:val="ListNumber"/>
+        <w:spacing w:line="240" w:lineRule="auto"/>
+        <w:ind w:left="720"/>
+      </w:pPr>
+      <w:r>
+        <w:rPr>
+          <w:lang w:val="en_US" w:bidi="en_US"/>
+        </w:rPr>
+      </w:r>
+      <w:r>
+        <w:rPr>
+          <w:lang w:val="en_US" w:bidi="en_US"/>
+        </w:rPr>
+        <w:t>The Merneptah Stela, an Egyptian monument from about 1209 BC, mentions a conflict with Israel in southern Canaan. This is the earliest clear mention of Israel outside the Bible.</w:t>
+      </w:r>
+    </w:p>
+    <w:p>
       <w:pPr/>
       <w:r>
         <w:rPr>
@@ -623,7 +766,18 @@
         <w:rPr>
           <w:lang w:val="en_US" w:bidi="en_US"/>
         </w:rPr>
-        <w:t>A third chronological indicator is the Merneptah Stela, an Egyptian monument dated to roughly 1209 BC, which mentions a clash with the Israelites in the southern part of Palestine. This is the first clear mention of Israel outside the Bible.</w:t>
+        <w:t>These clues have led scholars to suggest two main dates for the exodus: an early date around 1446 BC and a later date around 1270 BC.</w:t>
+      </w:r>
+    </w:p>
+    <w:p>
+      <w:pPr>
+        <w:pStyle w:val="Heading3"/>
+      </w:pPr>
+      <w:r>
+        <w:rPr>
+          <w:lang w:val="en_US" w:bidi="en_US"/>
+        </w:rPr>
+        <w:t>Early Date (about 1446 BC)</w:t>
       </w:r>
     </w:p>
     <w:p>
@@ -637,23 +791,9 @@
         <w:rPr>
           <w:lang w:val="en_US" w:bidi="en_US"/>
         </w:rPr>
-        <w:t>This evidence points to two possible scenarios for the date of the Exodus—an early date of about 1446 BC and a later date of about 1270 BC.</w:t>
-      </w:r>
-    </w:p>
-    <w:p>
-      <w:pPr/>
-      <w:r>
-        <w:rPr>
-          <w:lang w:val="en_US" w:bidi="en_US"/>
-        </w:rPr>
-      </w:r>
-      <w:r>
-        <w:rPr>
-          <w:lang w:val="en_US" w:bidi="en_US"/>
-        </w:rPr>
-        <w:t xml:space="preserve">Early Exodus (about 1446 BC ) The traditional scenario places the date of the Exodus around 1446 BC. According to </w:t>
-      </w:r>
-      <w:hyperlink r:id="rId22">
+        <w:t xml:space="preserve">The traditional view places the Exodus around 1446 BC. According to </w:t>
+      </w:r>
+      <w:hyperlink r:id="rId21">
         <w:r>
           <w:rPr>
             <w:lang w:val="en_US" w:bidi="en_US"/>
@@ -669,7 +809,53 @@
         <w:rPr>
           <w:lang w:val="en_US" w:bidi="en_US"/>
         </w:rPr>
-        <w:t xml:space="preserve">, Solomon began construction of the Temple in the fourth year of his reign (967 BC), 480 years after the Exodus from Egypt. If the number 480 refers to calendar years, then the date of the Exodus was about 1446 BC, and Israel’s entry into Canaan was around 1406 BC. Archaeologists have discovered the Amarna letters, a cache of letters from Canaanite city chieftains asking Pharaoh Akhenaten (around 1352–1336 BC) to help them fight against certain rabble who were attacking them. This is a possible reference to the Israelites and would support the early dates for the Exodus and conquest. Additionally, in about 1100 BC Jephthah described Israel as having inhabited the Promised Land for 300 years (see </w:t>
+        <w:t>, King Solomon began building the temple in 967 BC, which was 480 years after the exodus. If the 480 years are understood as normal calendar years, then the exodus happened around 1446 BC. Israel would then have entered Canaan around 1406 BC.</w:t>
+      </w:r>
+    </w:p>
+    <w:p>
+      <w:pPr/>
+      <w:r>
+        <w:rPr>
+          <w:lang w:val="en_US" w:bidi="en_US"/>
+        </w:rPr>
+      </w:r>
+      <w:r>
+        <w:rPr>
+          <w:lang w:val="en_US" w:bidi="en_US"/>
+        </w:rPr>
+        <w:t>Archaeologists have also discovered the Amarna letters. These are letters from Canaanite rulers asking Pharaoh Akhenaten for help against attackers. Some scholars think these attackers may have been the Israelites. If true, this would support the earlier date.</w:t>
+      </w:r>
+    </w:p>
+    <w:p>
+      <w:pPr/>
+      <w:r>
+        <w:rPr>
+          <w:lang w:val="en_US" w:bidi="en_US"/>
+        </w:rPr>
+      </w:r>
+      <w:r>
+        <w:rPr>
+          <w:lang w:val="en_US" w:bidi="en_US"/>
+        </w:rPr>
+        <w:t xml:space="preserve">Around 1100 BC, Jephthah said that Israel had lived in the promised land for 300 years (see </w:t>
+      </w:r>
+      <w:hyperlink r:id="rId22">
+        <w:r>
+          <w:rPr>
+            <w:lang w:val="en_US" w:bidi="en_US"/>
+          </w:rPr>
+          <w:rPr>
+            <w:color w:val="0000EE"/>
+            <w:u w:val="single"/>
+          </w:rPr>
+          <w:t>Judges 11:26</w:t>
+        </w:r>
+      </w:hyperlink>
+      <w:r>
+        <w:rPr>
+          <w:lang w:val="en_US" w:bidi="en_US"/>
+        </w:rPr>
+        <w:t xml:space="preserve">; compare </w:t>
       </w:r>
       <w:hyperlink r:id="rId23">
         <w:r>
@@ -680,14 +866,61 @@
             <w:color w:val="0000EE"/>
             <w:u w:val="single"/>
           </w:rPr>
-          <w:t>Judg 11:26</w:t>
+          <w:t>Numbers 21:21–35</w:t>
         </w:r>
       </w:hyperlink>
       <w:r>
         <w:rPr>
           <w:lang w:val="en_US" w:bidi="en_US"/>
         </w:rPr>
-        <w:t xml:space="preserve">; cp. </w:t>
+        <w:t>). This also fits the earlier date.</w:t>
+      </w:r>
+    </w:p>
+    <w:p>
+      <w:pPr/>
+      <w:r>
+        <w:rPr>
+          <w:lang w:val="en_US" w:bidi="en_US"/>
+        </w:rPr>
+      </w:r>
+      <w:r>
+        <w:rPr>
+          <w:lang w:val="en_US" w:bidi="en_US"/>
+        </w:rPr>
+        <w:t>For these reasons, many scholars have accepted a date near 1446 BC.</w:t>
+      </w:r>
+    </w:p>
+    <w:p>
+      <w:pPr>
+        <w:pStyle w:val="Heading3"/>
+      </w:pPr>
+      <w:r>
+        <w:rPr>
+          <w:lang w:val="en_US" w:bidi="en_US"/>
+        </w:rPr>
+        <w:t>Late Date (about 1270 BC)</w:t>
+      </w:r>
+    </w:p>
+    <w:p>
+      <w:pPr/>
+      <w:r>
+        <w:rPr>
+          <w:lang w:val="en_US" w:bidi="en_US"/>
+        </w:rPr>
+      </w:r>
+      <w:r>
+        <w:rPr>
+          <w:lang w:val="en_US" w:bidi="en_US"/>
+        </w:rPr>
+        <w:t>The later view places the exodus around 1270 BC, about 300 years before Solomon dedicated the temple in 967 BC. This date would place the exodus early in the reign of Pharaoh Rameses II (1279–1213 BC).</w:t>
+      </w:r>
+    </w:p>
+    <w:p>
+      <w:pPr/>
+      <w:r>
+        <w:rPr>
+          <w:lang w:val="en_US" w:bidi="en_US"/>
+        </w:rPr>
       </w:r>
       <w:hyperlink r:id="rId24">
         <w:r>
@@ -698,14 +931,14 @@
             <w:color w:val="0000EE"/>
             <w:u w:val="single"/>
           </w:rPr>
-          <w:t>Num 21:21–35</w:t>
+          <w:t>Exodus 1:11</w:t>
         </w:r>
       </w:hyperlink>
       <w:r>
         <w:rPr>
           <w:lang w:val="en_US" w:bidi="en_US"/>
         </w:rPr>
-        <w:t>). The early date seems to fit best with the Bible’s own chronological information. A date near 1446 BC, therefore, has long been accepted.</w:t>
+        <w:t xml:space="preserve"> says the Israelites helped build the city of Rameses. The city was named after this pharaoh, and archaeologists have found evidence of major building activity there during the early 1200s BC.</w:t>
       </w:r>
     </w:p>
     <w:p>
@@ -719,27 +952,37 @@
         <w:rPr>
           <w:lang w:val="en_US" w:bidi="en_US"/>
         </w:rPr>
-        <w:t>Late Exodus (about 1270 BC ) The late Exodus scenario places the Exodus from Egypt approximately 300 years before the dedication of Solomon’s temple in 967 BC, early in the reign of Pharaoh Rameses II (1279–1213 BC). The city of Rameses, which the Israelites helped build (</w:t>
-      </w:r>
-      <w:hyperlink r:id="rId25">
-        <w:r>
-          <w:rPr>
-            <w:lang w:val="en_US" w:bidi="en_US"/>
-          </w:rPr>
-          <w:rPr>
-            <w:color w:val="0000EE"/>
-            <w:u w:val="single"/>
-          </w:rPr>
-          <w:t>Exod 1:11</w:t>
-        </w:r>
-      </w:hyperlink>
-      <w:r>
-        <w:rPr>
-          <w:lang w:val="en_US" w:bidi="en_US"/>
-        </w:rPr>
-        <w:t xml:space="preserve">), was named after this pharaoh, and there is evidence of significant construction activity dating to the early 1200s BC at the site. Additionally, archaeologists working in Palestine between World Wars I and II reported that they were unable to find any evidence of the conquest taking place in the early 1300s BC, as required by the early date. They did, however, claim to have found evidence of conquest and increased settlement activity in the late 1200s BC. If these findings are accurate and reflect Israelite activity in the Promised Land, they would support the idea that the Exodus occurred around 1270 BC. Those who opt for this later date contend that the number 480 in </w:t>
-      </w:r>
-      <w:hyperlink r:id="rId22">
+        <w:t>Some archaeologists working in Canaan between World War I and World War II reported that they could not find evidence for an Israelite conquest in the early 1300s BC, which the earlier date would require. However, they did report evidence of destruction and increased settlement activity during the late 1200s BC.</w:t>
+      </w:r>
+    </w:p>
+    <w:p>
+      <w:pPr/>
+      <w:r>
+        <w:rPr>
+          <w:lang w:val="en_US" w:bidi="en_US"/>
+        </w:rPr>
+      </w:r>
+      <w:r>
+        <w:rPr>
+          <w:lang w:val="en_US" w:bidi="en_US"/>
+        </w:rPr>
+        <w:t>If these findings are correct and connected to Israel, they would support a date around 1270 BC for the exodus.</w:t>
+      </w:r>
+    </w:p>
+    <w:p>
+      <w:pPr/>
+      <w:r>
+        <w:rPr>
+          <w:lang w:val="en_US" w:bidi="en_US"/>
+        </w:rPr>
+      </w:r>
+      <w:r>
+        <w:rPr>
+          <w:lang w:val="en_US" w:bidi="en_US"/>
+        </w:rPr>
+        <w:t xml:space="preserve">Those who support the later date also argue that the number 480 in </w:t>
+      </w:r>
+      <w:hyperlink r:id="rId21">
         <w:r>
           <w:rPr>
             <w:lang w:val="en_US" w:bidi="en_US"/>
@@ -755,7 +998,7 @@
         <w:rPr>
           <w:lang w:val="en_US" w:bidi="en_US"/>
         </w:rPr>
-        <w:t xml:space="preserve"> is a symbolic number (12 generations times 40 years to symbolize a generation); in that case, the actual length of time would have been closer to 300 years (12 generations times 25 years, the approximate length of an actual generation).</w:t>
+        <w:t xml:space="preserve"> is symbolic rather than exact. They understand it as representing 12 generations of 40 years each. If so, the actual time between the exodus and the building of the temple may have been closer to 300 years, based on a generation length of about 25 years.</w:t>
       </w:r>
     </w:p>
     <w:p>
@@ -780,7 +1023,7 @@
         <w:rPr>
           <w:lang w:val="en_US" w:bidi="en_US"/>
         </w:rPr>
-        <w:t>Genesis provides the relative ages of Israel’s patriarchs, Abraham to Joseph, but it does not fix absolute dates for their lives. Israel’s patriarchs (Abraham, Isaac, and Jacob) were powerful family chiefs who moved from place to place. Unlike the leaders of empires who created permanent records, the patriarchs did not have palaces or libraries in which to deposit records. Also, the climate of Palestine is not favorable to the preservation of documents.</w:t>
+        <w:t>Genesis gives the ages of Israel’s patriarchs, from Abraham to Joseph, but it does not give exact calendar dates for their lives.</w:t>
       </w:r>
     </w:p>
     <w:p>
@@ -794,9 +1037,23 @@
         <w:rPr>
           <w:lang w:val="en_US" w:bidi="en_US"/>
         </w:rPr>
-        <w:t xml:space="preserve">The date of the Exodus is therefore a key for calculating dates for the patriarchs. Calculations also take into account the lifespan of each patriarch; the chronological notations in </w:t>
-      </w:r>
-      <w:hyperlink r:id="rId26">
+        <w:t>The patriarchs (Abraham, Isaac, and Jacob) were powerful family leaders who moved from place to place. Unlike kings who ruled large empires, they did not build palaces or keep official records in libraries. Also, the climate in Canaan was not good for preserving written documents.</w:t>
+      </w:r>
+    </w:p>
+    <w:p>
+      <w:pPr/>
+      <w:r>
+        <w:rPr>
+          <w:lang w:val="en_US" w:bidi="en_US"/>
+        </w:rPr>
+      </w:r>
+      <w:r>
+        <w:rPr>
+          <w:lang w:val="en_US" w:bidi="en_US"/>
+        </w:rPr>
+        <w:t xml:space="preserve">Because of this, the date of the exodus is important for estimating the dates of the patriarchs. Scholars also use information about the ages of the patriarchs. Passages such as </w:t>
+      </w:r>
+      <w:hyperlink r:id="rId25">
         <w:r>
           <w:rPr>
             <w:lang w:val="en_US" w:bidi="en_US"/>
@@ -805,16 +1062,16 @@
             <w:color w:val="0000EE"/>
             <w:u w:val="single"/>
           </w:rPr>
-          <w:t>Gen 12:4</w:t>
+          <w:t>Genesis 12:4</w:t>
         </w:r>
       </w:hyperlink>
       <w:r>
         <w:rPr>
           <w:lang w:val="en_US" w:bidi="en_US"/>
         </w:rPr>
-        <w:t xml:space="preserve">; </w:t>
-      </w:r>
-      <w:hyperlink r:id="rId27">
+        <w:t xml:space="preserve">, </w:t>
+      </w:r>
+      <w:hyperlink r:id="rId26">
         <w:r>
           <w:rPr>
             <w:lang w:val="en_US" w:bidi="en_US"/>
@@ -830,9 +1087,9 @@
         <w:rPr>
           <w:lang w:val="en_US" w:bidi="en_US"/>
         </w:rPr>
-        <w:t xml:space="preserve">; </w:t>
-      </w:r>
-      <w:hyperlink r:id="rId28">
+        <w:t xml:space="preserve">, </w:t>
+      </w:r>
+      <w:hyperlink r:id="rId27">
         <w:r>
           <w:rPr>
             <w:lang w:val="en_US" w:bidi="en_US"/>
@@ -848,9 +1105,9 @@
         <w:rPr>
           <w:lang w:val="en_US" w:bidi="en_US"/>
         </w:rPr>
-        <w:t xml:space="preserve">; </w:t>
-      </w:r>
-      <w:hyperlink r:id="rId29">
+        <w:t xml:space="preserve">, and </w:t>
+      </w:r>
+      <w:hyperlink r:id="rId28">
         <w:r>
           <w:rPr>
             <w:lang w:val="en_US" w:bidi="en_US"/>
@@ -866,7 +1123,7 @@
         <w:rPr>
           <w:lang w:val="en_US" w:bidi="en_US"/>
         </w:rPr>
-        <w:t xml:space="preserve"> suggest that the patriarchs spent 215 years in Canaan.</w:t>
+        <w:t xml:space="preserve"> suggest that the patriarchs spent about 215 years in Canaan.</w:t>
       </w:r>
     </w:p>
     <w:p>
@@ -880,9 +1137,23 @@
         <w:rPr>
           <w:lang w:val="en_US" w:bidi="en_US"/>
         </w:rPr>
-        <w:t xml:space="preserve">The length of Israel’s stay in Egypt is an additional factor, and here there is a difference in texts. The Hebrew Masoretic Text (MT) for </w:t>
-      </w:r>
-      <w:hyperlink r:id="rId30">
+        <w:t>Another important question is how long Israel stayed in Egypt. Different ancient texts give different answers.</w:t>
+      </w:r>
+    </w:p>
+    <w:p>
+      <w:pPr/>
+      <w:r>
+        <w:rPr>
+          <w:lang w:val="en_US" w:bidi="en_US"/>
+        </w:rPr>
+      </w:r>
+      <w:r>
+        <w:rPr>
+          <w:lang w:val="en_US" w:bidi="en_US"/>
+        </w:rPr>
+        <w:t xml:space="preserve">The Hebrew Masoretic Text of </w:t>
+      </w:r>
+      <w:hyperlink r:id="rId29">
         <w:r>
           <w:rPr>
             <w:lang w:val="en_US" w:bidi="en_US"/>
@@ -898,7 +1169,7 @@
         <w:rPr>
           <w:lang w:val="en_US" w:bidi="en_US"/>
         </w:rPr>
-        <w:t xml:space="preserve"> says that Israel spent 430 years in Egypt, from the year that Jacob entered Egypt to the year of Israel’s Exodus. However, the early Greek Old Testament translation (the Septuagint, or LXX) and the Samaritan Pentateuch (another significant manuscript) both say that the 430-year period mentioned in </w:t>
+        <w:t xml:space="preserve"> says that Israel lived in Egypt for 430 years, from the time Jacob entered Egypt until the Exodus. However, the Greek Septuagint (an early translation of the Old Testament) and the Samaritan Pentateuch both say that the 430 years included Israel’s time in both Canaan and Egypt. Paul also seems to follow this understanding in </w:t>
       </w:r>
       <w:hyperlink r:id="rId30">
         <w:r>
@@ -909,14 +1180,42 @@
             <w:color w:val="0000EE"/>
             <w:u w:val="single"/>
           </w:rPr>
-          <w:t>Exodus 12:40</w:t>
+          <w:t>Galatians 3:17</w:t>
         </w:r>
       </w:hyperlink>
       <w:r>
         <w:rPr>
           <w:lang w:val="en_US" w:bidi="en_US"/>
         </w:rPr>
-        <w:t xml:space="preserve"> includes the time the Israelites spent in both Canaan and Egypt (a chronology that Paul apparently followed; see </w:t>
+        <w:t xml:space="preserve">. </w:t>
+      </w:r>
+    </w:p>
+    <w:p>
+      <w:pPr/>
+      <w:r>
+        <w:rPr>
+          <w:lang w:val="en_US" w:bidi="en_US"/>
+        </w:rPr>
+      </w:r>
+      <w:r>
+        <w:rPr>
+          <w:lang w:val="en_US" w:bidi="en_US"/>
+        </w:rPr>
+        <w:t>If this second view is correct, Israel would have spent about 215 years in Egypt.</w:t>
+      </w:r>
+    </w:p>
+    <w:p>
+      <w:pPr/>
+      <w:r>
+        <w:rPr>
+          <w:lang w:val="en_US" w:bidi="en_US"/>
+        </w:rPr>
+      </w:r>
+      <w:r>
+        <w:rPr>
+          <w:lang w:val="en_US" w:bidi="en_US"/>
+        </w:rPr>
+        <w:t xml:space="preserve">Other passages, such as </w:t>
       </w:r>
       <w:hyperlink r:id="rId31">
         <w:r>
@@ -927,14 +1226,14 @@
             <w:color w:val="0000EE"/>
             <w:u w:val="single"/>
           </w:rPr>
-          <w:t>Gal 3:17</w:t>
+          <w:t>Genesis 15:13–16</w:t>
         </w:r>
       </w:hyperlink>
       <w:r>
         <w:rPr>
           <w:lang w:val="en_US" w:bidi="en_US"/>
         </w:rPr>
-        <w:t>). This chronology would reduce the time spent in Egypt to 215 years. Various biblical statements that Israel was in Egypt for 400 years or four generations (</w:t>
+        <w:t xml:space="preserve">; </w:t>
       </w:r>
       <w:hyperlink r:id="rId32">
         <w:r>
@@ -945,14 +1244,14 @@
             <w:color w:val="0000EE"/>
             <w:u w:val="single"/>
           </w:rPr>
-          <w:t>Gen 15:13–16</w:t>
+          <w:t>Exodus 6:16–20</w:t>
         </w:r>
       </w:hyperlink>
       <w:r>
         <w:rPr>
           <w:lang w:val="en_US" w:bidi="en_US"/>
         </w:rPr>
-        <w:t xml:space="preserve">; cp. </w:t>
+        <w:t xml:space="preserve">; </w:t>
       </w:r>
       <w:hyperlink r:id="rId33">
         <w:r>
@@ -963,7 +1262,7 @@
             <w:color w:val="0000EE"/>
             <w:u w:val="single"/>
           </w:rPr>
-          <w:t>Exod 6:16–20</w:t>
+          <w:t>Numbers 3:17–19</w:t>
         </w:r>
       </w:hyperlink>
       <w:r>
@@ -973,24 +1272,6 @@
         <w:t xml:space="preserve">; </w:t>
       </w:r>
       <w:hyperlink r:id="rId34">
-        <w:r>
-          <w:rPr>
-            <w:lang w:val="en_US" w:bidi="en_US"/>
-          </w:rPr>
-          <w:rPr>
-            <w:color w:val="0000EE"/>
-            <w:u w:val="single"/>
-          </w:rPr>
-          <w:t>Num 3:17–19</w:t>
-        </w:r>
-      </w:hyperlink>
-      <w:r>
-        <w:rPr>
-          <w:lang w:val="en_US" w:bidi="en_US"/>
-        </w:rPr>
-        <w:t xml:space="preserve">; </w:t>
-      </w:r>
-      <w:hyperlink r:id="rId35">
         <w:r>
           <w:rPr>
             <w:lang w:val="en_US" w:bidi="en_US"/>
@@ -1008,7 +1289,7 @@
         </w:rPr>
         <w:t xml:space="preserve">; </w:t>
       </w:r>
-      <w:hyperlink r:id="rId36">
+      <w:hyperlink r:id="rId35">
         <w:r>
           <w:rPr>
             <w:lang w:val="en_US" w:bidi="en_US"/>
@@ -1017,16 +1298,16 @@
             <w:color w:val="0000EE"/>
             <w:u w:val="single"/>
           </w:rPr>
-          <w:t>1 Chr 6:1–3</w:t>
+          <w:t>1 Chronicles 6:1–3</w:t>
         </w:r>
       </w:hyperlink>
       <w:r>
         <w:rPr>
           <w:lang w:val="en_US" w:bidi="en_US"/>
         </w:rPr>
-        <w:t xml:space="preserve">; </w:t>
-      </w:r>
-      <w:hyperlink r:id="rId37">
+        <w:t xml:space="preserve">; and </w:t>
+      </w:r>
+      <w:hyperlink r:id="rId36">
         <w:r>
           <w:rPr>
             <w:lang w:val="en_US" w:bidi="en_US"/>
@@ -1042,7 +1323,7 @@
         <w:rPr>
           <w:lang w:val="en_US" w:bidi="en_US"/>
         </w:rPr>
-        <w:t>) could support the reading of either the Hebrew or the Greek text.</w:t>
+        <w:t>, could support the reading of either the Hebrew or the Greek text.</w:t>
       </w:r>
     </w:p>
     <w:p>
@@ -1056,7 +1337,7 @@
         <w:rPr>
           <w:lang w:val="en_US" w:bidi="en_US"/>
         </w:rPr>
-        <w:t>Fitting all the data together is challenging. While the dates of the Exodus or the patriarchs cannot be determined with absolute certainty, perhaps they were never intended to be. The biblical authors did not set out to provide a complete chronological record. What we do have is an excellent correlation between Israel’s historical records and those of the surrounding cultures.</w:t>
+        <w:t>It is difficult to fit all the evidence together with complete certainty. The biblical writers were not trying to provide a full chronological timeline. Even so, Israel’s historical records match well with records from neighboring cultures.</w:t>
       </w:r>
     </w:p>
     <w:p>
@@ -1081,7 +1362,25 @@
         <w:rPr>
           <w:lang w:val="en_US" w:bidi="en_US"/>
         </w:rPr>
-        <w:t>The opening chapters of Genesis depict a serious problem: God made the world and human beings for blessing (</w:t>
+        <w:t>The opening chapters of Genesis describe a serious problem. God created the world and human beings for blessing (</w:t>
+      </w:r>
+      <w:hyperlink r:id="rId37">
+        <w:r>
+          <w:rPr>
+            <w:lang w:val="en_US" w:bidi="en_US"/>
+          </w:rPr>
+          <w:rPr>
+            <w:color w:val="0000EE"/>
+            <w:u w:val="single"/>
+          </w:rPr>
+          <w:t>Genesis 1:27–28</w:t>
+        </w:r>
+      </w:hyperlink>
+      <w:r>
+        <w:rPr>
+          <w:lang w:val="en_US" w:bidi="en_US"/>
+        </w:rPr>
+        <w:t>). But sin brought a curse into the world. Human beings became deeply corrupt (</w:t>
       </w:r>
       <w:hyperlink r:id="rId38">
         <w:r>
@@ -1092,14 +1391,14 @@
             <w:color w:val="0000EE"/>
             <w:u w:val="single"/>
           </w:rPr>
-          <w:t>Gen 1:27–28</w:t>
+          <w:t>6:5</w:t>
         </w:r>
       </w:hyperlink>
       <w:r>
         <w:rPr>
           <w:lang w:val="en_US" w:bidi="en_US"/>
         </w:rPr>
-        <w:t>), but the world fell under a curse. Humanity had become deeply corrupted (</w:t>
+        <w:t>). People were separated from God, their Creator (</w:t>
       </w:r>
       <w:hyperlink r:id="rId39">
         <w:r>
@@ -1110,14 +1409,14 @@
             <w:color w:val="0000EE"/>
             <w:u w:val="single"/>
           </w:rPr>
-          <w:t>Gen 6:5</w:t>
+          <w:t>3:23–24</w:t>
         </w:r>
       </w:hyperlink>
       <w:r>
         <w:rPr>
           <w:lang w:val="en_US" w:bidi="en_US"/>
         </w:rPr>
-        <w:t>), alienated from their Creator (</w:t>
+        <w:t>) and from one another (</w:t>
       </w:r>
       <w:hyperlink r:id="rId40">
         <w:r>
@@ -1128,14 +1427,14 @@
             <w:color w:val="0000EE"/>
             <w:u w:val="single"/>
           </w:rPr>
-          <w:t>Gen 3:23–24</w:t>
+          <w:t>4:14</w:t>
         </w:r>
       </w:hyperlink>
       <w:r>
         <w:rPr>
           <w:lang w:val="en_US" w:bidi="en_US"/>
         </w:rPr>
-        <w:t>) and from one another (</w:t>
+        <w:t>). Death, violence, and confusion spread throughout the earth (</w:t>
       </w:r>
       <w:hyperlink r:id="rId41">
         <w:r>
@@ -1146,34 +1445,16 @@
             <w:color w:val="0000EE"/>
             <w:u w:val="single"/>
           </w:rPr>
-          <w:t>Gen 4:14</w:t>
+          <w:t>4:8</w:t>
         </w:r>
       </w:hyperlink>
       <w:r>
         <w:rPr>
           <w:lang w:val="en_US" w:bidi="en_US"/>
         </w:rPr>
-        <w:t>). Death, violence, and confusion were rampant (</w:t>
+        <w:t xml:space="preserve">, </w:t>
       </w:r>
       <w:hyperlink r:id="rId42">
-        <w:r>
-          <w:rPr>
-            <w:lang w:val="en_US" w:bidi="en_US"/>
-          </w:rPr>
-          <w:rPr>
-            <w:color w:val="0000EE"/>
-            <w:u w:val="single"/>
-          </w:rPr>
-          <w:t>Gen 4:8</w:t>
-        </w:r>
-      </w:hyperlink>
-      <w:r>
-        <w:rPr>
-          <w:lang w:val="en_US" w:bidi="en_US"/>
-        </w:rPr>
-        <w:t xml:space="preserve">, </w:t>
-      </w:r>
-      <w:hyperlink r:id="rId43">
         <w:r>
           <w:rPr>
             <w:lang w:val="en_US" w:bidi="en_US"/>
@@ -1191,7 +1472,7 @@
         </w:rPr>
         <w:t xml:space="preserve">; </w:t>
       </w:r>
-      <w:hyperlink r:id="rId44">
+      <w:hyperlink r:id="rId43">
         <w:r>
           <w:rPr>
             <w:lang w:val="en_US" w:bidi="en_US"/>
@@ -1207,7 +1488,7 @@
         <w:rPr>
           <w:lang w:val="en_US" w:bidi="en_US"/>
         </w:rPr>
-        <w:t>). Was there a way back to the blessing that God originally intended?</w:t>
+        <w:t xml:space="preserve">). </w:t>
       </w:r>
     </w:p>
     <w:p>
@@ -1221,7 +1502,33 @@
         <w:rPr>
           <w:lang w:val="en_US" w:bidi="en_US"/>
         </w:rPr>
-        <w:t xml:space="preserve">In </w:t>
+        <w:t>Was there any way for people to return to the blessing God originally intended?</w:t>
+      </w:r>
+    </w:p>
+    <w:p>
+      <w:pPr/>
+      <w:r>
+        <w:rPr>
+          <w:lang w:val="en_US" w:bidi="en_US"/>
+        </w:rPr>
+      </w:r>
+      <w:hyperlink r:id="rId44">
+        <w:r>
+          <w:rPr>
+            <w:lang w:val="en_US" w:bidi="en_US"/>
+          </w:rPr>
+          <w:rPr>
+            <w:color w:val="0000EE"/>
+            <w:u w:val="single"/>
+          </w:rPr>
+          <w:t>Genesis 12–50</w:t>
+        </w:r>
+      </w:hyperlink>
+      <w:r>
+        <w:rPr>
+          <w:lang w:val="en_US" w:bidi="en_US"/>
+        </w:rPr>
+        <w:t xml:space="preserve"> begins to answer that question. God chose Abraham and his descendants to live in a special covenant relationship (binding agreement) with him. God promised to make them into a great nation and to bless the whole world through them (</w:t>
       </w:r>
       <w:hyperlink r:id="rId45">
         <w:r>
@@ -1232,14 +1539,14 @@
             <w:color w:val="0000EE"/>
             <w:u w:val="single"/>
           </w:rPr>
-          <w:t>Gen 12–50</w:t>
+          <w:t>12:1–3</w:t>
         </w:r>
       </w:hyperlink>
       <w:r>
         <w:rPr>
           <w:lang w:val="en_US" w:bidi="en_US"/>
         </w:rPr>
-        <w:t>, God’s plan to restore the world begins to unfold. God chose Abraham and his descendants to be in a special covenant relationship with him, promising to make them into a prosperous nation through which the entire world would be blessed (</w:t>
+        <w:t>). Abraham trusted God even though his wife could not have children (</w:t>
       </w:r>
       <w:hyperlink r:id="rId46">
         <w:r>
@@ -1250,14 +1557,14 @@
             <w:color w:val="0000EE"/>
             <w:u w:val="single"/>
           </w:rPr>
-          <w:t>Gen 12:1–3</w:t>
+          <w:t>15:6</w:t>
         </w:r>
       </w:hyperlink>
       <w:r>
         <w:rPr>
           <w:lang w:val="en_US" w:bidi="en_US"/>
         </w:rPr>
-        <w:t>). Abraham believed God despite the fact that his wife seemed hopelessly barren (</w:t>
+        <w:t>). God soon began to fulfill his promises (</w:t>
       </w:r>
       <w:hyperlink r:id="rId47">
         <w:r>
@@ -1268,14 +1575,42 @@
             <w:color w:val="0000EE"/>
             <w:u w:val="single"/>
           </w:rPr>
-          <w:t>Gen 15:6</w:t>
+          <w:t>21:1–7</w:t>
         </w:r>
       </w:hyperlink>
       <w:r>
         <w:rPr>
           <w:lang w:val="en_US" w:bidi="en_US"/>
         </w:rPr>
-        <w:t>), and God soon began to fulfill his promises (</w:t>
+        <w:t>).</w:t>
+      </w:r>
+    </w:p>
+    <w:p>
+      <w:pPr/>
+      <w:r>
+        <w:rPr>
+          <w:lang w:val="en_US" w:bidi="en_US"/>
+        </w:rPr>
+      </w:r>
+      <w:r>
+        <w:rPr>
+          <w:lang w:val="en_US" w:bidi="en_US"/>
+        </w:rPr>
+        <w:t xml:space="preserve">At the beginning of the book of Exodus, however, God’s promises to Abraham seemed uncertain. Abraham’s descendants had become numerous, but they were now slaves in Egypt. Pharaoh, the most powerful ruler in the world, wanted to keep them under his control. </w:t>
+      </w:r>
+    </w:p>
+    <w:p>
+      <w:pPr/>
+      <w:r>
+        <w:rPr>
+          <w:lang w:val="en_US" w:bidi="en_US"/>
+        </w:rPr>
+      </w:r>
+      <w:r>
+        <w:rPr>
+          <w:lang w:val="en_US" w:bidi="en_US"/>
+        </w:rPr>
+        <w:t>The promised land also still seemed far away. Abraham and his descendants had not owned any of the land except for a burial place (</w:t>
       </w:r>
       <w:hyperlink r:id="rId48">
         <w:r>
@@ -1286,14 +1621,14 @@
             <w:color w:val="0000EE"/>
             <w:u w:val="single"/>
           </w:rPr>
-          <w:t>Gen 21:1–7</w:t>
+          <w:t>Genesis 23</w:t>
         </w:r>
       </w:hyperlink>
       <w:r>
         <w:rPr>
           <w:lang w:val="en_US" w:bidi="en_US"/>
         </w:rPr>
-        <w:t>).</w:t>
+        <w:t>). How could a nation of slaves inherit the land and become a blessing to the world? Could God still keep his promises? Did he truly care about his people and know their suffering?</w:t>
       </w:r>
     </w:p>
     <w:p>
@@ -1307,7 +1642,21 @@
         <w:rPr>
           <w:lang w:val="en_US" w:bidi="en_US"/>
         </w:rPr>
-        <w:t>As the book of Exodus begins, however, the validity of God’s promises to Abraham is in question. Yes, Abraham’s descendants had grown to a great number, but they were now slaves in Egypt, and Pharaoh, the mightiest king in the world, was committed to keeping them subjugated. As for the Promised Land, Abraham and his descendants had never actually owned any of it except for a burial plot (</w:t>
+        <w:t>Exodus answers these questions by showing us who God is.</w:t>
+      </w:r>
+    </w:p>
+    <w:p>
+      <w:pPr/>
+      <w:r>
+        <w:rPr>
+          <w:lang w:val="en_US" w:bidi="en_US"/>
+        </w:rPr>
+      </w:r>
+      <w:r>
+        <w:rPr>
+          <w:lang w:val="en_US" w:bidi="en_US"/>
+        </w:rPr>
+        <w:t>God knows the suffering of his people, and he values them. The Lord is greater than all other gods (</w:t>
       </w:r>
       <w:hyperlink r:id="rId49">
         <w:r>
@@ -1318,48 +1667,16 @@
             <w:color w:val="0000EE"/>
             <w:u w:val="single"/>
           </w:rPr>
-          <w:t>Gen 23</w:t>
+          <w:t>Exodus 18:11</w:t>
         </w:r>
       </w:hyperlink>
       <w:r>
         <w:rPr>
           <w:lang w:val="en_US" w:bidi="en_US"/>
         </w:rPr>
-        <w:t>). How would a group of slaves, slated to be absorbed into the Egyptian underclass, ever inherit the Promised Land and become a blessing to the world? Could God keep his promises? Did he even want to keep them? Did he really care for the Israelites, and did he even know what they were going through? Did the promises of Genesis have any real value?</w:t>
-      </w:r>
-    </w:p>
-    <w:p>
-      <w:pPr/>
-      <w:r>
-        <w:rPr>
-          <w:lang w:val="en_US" w:bidi="en_US"/>
-        </w:rPr>
-      </w:r>
-      <w:r>
-        <w:rPr>
-          <w:lang w:val="en_US" w:bidi="en_US"/>
-        </w:rPr>
-        <w:t>In answering those questions, Exodus moves us far down the road to understanding who God is. God really does know our situation, and he values us. The Lord is in an altogether different category from “all other gods” (</w:t>
+        <w:t>). Exodus reveals God as the highest being in existence (</w:t>
       </w:r>
       <w:hyperlink r:id="rId50">
-        <w:r>
-          <w:rPr>
-            <w:lang w:val="en_US" w:bidi="en_US"/>
-          </w:rPr>
-          <w:rPr>
-            <w:color w:val="0000EE"/>
-            <w:u w:val="single"/>
-          </w:rPr>
-          <w:t>18:11</w:t>
-        </w:r>
-      </w:hyperlink>
-      <w:r>
-        <w:rPr>
-          <w:lang w:val="en_US" w:bidi="en_US"/>
-        </w:rPr>
-        <w:t>). He is revealed in Exodus as the greatest being in existence (</w:t>
-      </w:r>
-      <w:hyperlink r:id="rId51">
         <w:r>
           <w:rPr>
             <w:lang w:val="en_US" w:bidi="en_US"/>
@@ -1377,7 +1694,7 @@
         </w:rPr>
         <w:t xml:space="preserve">, </w:t>
       </w:r>
-      <w:hyperlink r:id="rId52">
+      <w:hyperlink r:id="rId51">
         <w:r>
           <w:rPr>
             <w:lang w:val="en_US" w:bidi="en_US"/>
@@ -1395,7 +1712,7 @@
         </w:rPr>
         <w:t xml:space="preserve">; </w:t>
       </w:r>
-      <w:hyperlink r:id="rId53">
+      <w:hyperlink r:id="rId52">
         <w:r>
           <w:rPr>
             <w:lang w:val="en_US" w:bidi="en_US"/>
@@ -1411,7 +1728,7 @@
         <w:rPr>
           <w:lang w:val="en_US" w:bidi="en_US"/>
         </w:rPr>
-        <w:t>), superior both to human kings who think of themselves as gods and to all the forces of nature. He is the one true God.</w:t>
+        <w:t>). He is greater than human rulers who claim to be gods and greater than the powers of nature. He alone is the true God.</w:t>
       </w:r>
     </w:p>
     <w:p>
@@ -1425,7 +1742,53 @@
         <w:rPr>
           <w:lang w:val="en_US" w:bidi="en_US"/>
         </w:rPr>
-        <w:t>The people of Israel had spent some 400 years absorbing Egypt’s mistaken pagan beliefs. Now they would have to unlearn them: There are not many gods, only one. God is not the same as the natural world around them; he stands apart from the world, which he created. God cannot be manipulated by magic. Existence is not defined by an eternal struggle between positive and negative forces. God is holy, absolutely other, profoundly ethical in all of his relationships, passionately loyal to his creatures, and desiring to do good for them (</w:t>
+        <w:t>The Israelites had lived in Egypt for about 400 years and had absorbed many false beliefs about gods and worship. They now needed to learn the truth again. There are not many gods. There is only one God.</w:t>
+      </w:r>
+    </w:p>
+    <w:p>
+      <w:pPr/>
+      <w:r>
+        <w:rPr>
+          <w:lang w:val="en_US" w:bidi="en_US"/>
+        </w:rPr>
+      </w:r>
+      <w:r>
+        <w:rPr>
+          <w:lang w:val="en_US" w:bidi="en_US"/>
+        </w:rPr>
+        <w:t>God is separate from the world because he created it. He cannot be controlled by magic. The world is not ruled by equal forces of good and evil struggling against each other. God is holy (completely pure and set apart), morally perfect, faithful to his people, and eager to do good for them (</w:t>
+      </w:r>
+      <w:hyperlink r:id="rId53">
+        <w:r>
+          <w:rPr>
+            <w:lang w:val="en_US" w:bidi="en_US"/>
+          </w:rPr>
+          <w:rPr>
+            <w:color w:val="0000EE"/>
+            <w:u w:val="single"/>
+          </w:rPr>
+          <w:t>Exodus 34:5–6</w:t>
+        </w:r>
+      </w:hyperlink>
+      <w:r>
+        <w:rPr>
+          <w:lang w:val="en_US" w:bidi="en_US"/>
+        </w:rPr>
+        <w:t>).</w:t>
+      </w:r>
+    </w:p>
+    <w:p>
+      <w:pPr/>
+      <w:r>
+        <w:rPr>
+          <w:lang w:val="en_US" w:bidi="en_US"/>
+        </w:rPr>
+      </w:r>
+      <w:r>
+        <w:rPr>
+          <w:lang w:val="en_US" w:bidi="en_US"/>
+        </w:rPr>
+        <w:t>God used the covenant at Sinai (</w:t>
       </w:r>
       <w:hyperlink r:id="rId54">
         <w:r>
@@ -1436,14 +1799,14 @@
             <w:color w:val="0000EE"/>
             <w:u w:val="single"/>
           </w:rPr>
-          <w:t>34:5–6</w:t>
+          <w:t>Exodus 19–23</w:t>
         </w:r>
       </w:hyperlink>
       <w:r>
         <w:rPr>
           <w:lang w:val="en_US" w:bidi="en_US"/>
         </w:rPr>
-        <w:t>).</w:t>
+        <w:t>). to teach his people who he is and how they should live in relationship with him.</w:t>
       </w:r>
     </w:p>
     <w:p>
@@ -1457,27 +1820,9 @@
         <w:rPr>
           <w:lang w:val="en_US" w:bidi="en_US"/>
         </w:rPr>
-        <w:t>God used a covenant (</w:t>
+        <w:t xml:space="preserve">The covenant also teaches that true worship includes ethical living. In much of the ancient world, religion and ethics were often separated. In God’s covenant, however, many commands focus on how people treat one another (see </w:t>
       </w:r>
       <w:hyperlink r:id="rId55">
-        <w:r>
-          <w:rPr>
-            <w:lang w:val="en_US" w:bidi="en_US"/>
-          </w:rPr>
-          <w:rPr>
-            <w:color w:val="0000EE"/>
-            <w:u w:val="single"/>
-          </w:rPr>
-          <w:t>Exod 19–23</w:t>
-        </w:r>
-      </w:hyperlink>
-      <w:r>
-        <w:rPr>
-          <w:lang w:val="en_US" w:bidi="en_US"/>
-        </w:rPr>
-        <w:t xml:space="preserve">) to teach his people who he is and what their relationship with him should be like. The covenant teaches us God’s ethical nature. In the ancient world, ethics and religion were largely unrelated. By contrast, most of the requirements of God’s covenant have to do with how people treat one another (see </w:t>
-      </w:r>
-      <w:hyperlink r:id="rId56">
         <w:r>
           <w:rPr>
             <w:lang w:val="en_US" w:bidi="en_US"/>
@@ -1493,7 +1838,7 @@
         <w:rPr>
           <w:lang w:val="en_US" w:bidi="en_US"/>
         </w:rPr>
-        <w:t>). Those who are in a covenant relationship with God must treat one another ethically.</w:t>
+        <w:t>). Those who are in a covenant relationship with God must treat one another in a just and right way.</w:t>
       </w:r>
     </w:p>
     <w:p>
@@ -1507,7 +1852,7 @@
         <w:rPr>
           <w:lang w:val="en_US" w:bidi="en_US"/>
         </w:rPr>
-        <w:t>God rescues his people and calls us into a life of holiness in order that we may have a living, personal relationship with him. The Tabernacle chapters (</w:t>
+        <w:t>God rescues his people and calls us into a life of holiness in order that we may have a living, personal relationship with him. The sections about the tabernacle are central to the message of Exodus (</w:t>
       </w:r>
       <w:hyperlink r:id="rId16">
         <w:r>
@@ -1518,16 +1863,16 @@
             <w:color w:val="0000EE"/>
             <w:u w:val="single"/>
           </w:rPr>
-          <w:t>25–40</w:t>
+          <w:t>Exodus 25–40</w:t>
         </w:r>
       </w:hyperlink>
       <w:r>
         <w:rPr>
           <w:lang w:val="en_US" w:bidi="en_US"/>
         </w:rPr>
-        <w:t>) are not an add-on; they are what the Exodus was all about. Yes, God would keep his promise of taking the people to the Promised Land, but his goal was for them to live in his presence without being destroyed by his holiness, and that is what happened (</w:t>
-      </w:r>
-      <w:hyperlink r:id="rId57">
+        <w:t>). God did not only want to bring his people into the promised land. He wanted them to live safely in his holy presence, and this became possible in (</w:t>
+      </w:r>
+      <w:hyperlink r:id="rId56">
         <w:r>
           <w:rPr>
             <w:lang w:val="en_US" w:bidi="en_US"/>
@@ -1536,14 +1881,28 @@
             <w:color w:val="0000EE"/>
             <w:u w:val="single"/>
           </w:rPr>
-          <w:t>40:34–38</w:t>
+          <w:t>Exodus 40:34–38</w:t>
         </w:r>
       </w:hyperlink>
       <w:r>
         <w:rPr>
           <w:lang w:val="en_US" w:bidi="en_US"/>
         </w:rPr>
-        <w:t>). Salvation is not merely the forgiveness of sins. God’s goal for us is that, having been rescued from the bondage of sin, we might live daily in the glory of his presence and manifest his holy character.</w:t>
+        <w:t xml:space="preserve">). </w:t>
+      </w:r>
+    </w:p>
+    <w:p>
+      <w:pPr/>
+      <w:r>
+        <w:rPr>
+          <w:lang w:val="en_US" w:bidi="en_US"/>
+        </w:rPr>
+      </w:r>
+      <w:r>
+        <w:rPr>
+          <w:lang w:val="en_US" w:bidi="en_US"/>
+        </w:rPr>
+        <w:t>Salvation is more than forgiveness of sins. God rescues people from the slavery of sin so they may live each day in the glory of his presence and show his holy character to the world.</w:t>
       </w:r>
       <w:r>
         <w:rPr>
@@ -3445,6 +3804,12 @@
   </w:num>
   <w:num w:numId="13" w16cid:durableId="592781308">
     <w:abstractNumId w:val="11"/>
+  </w:num>
+  <w:num w:numId="14">
+    <w:abstractNumId w:val="3"/>
+    <w:lvlOverride w:ilvl="0">
+      <w:startOverride w:val="1"/>
+    </w:lvlOverride>
   </w:num>
   <w:numIdMacAtCleanup w:val="10"/>
 </w:numbering>

--- a/eng/docx/02.content.docx
+++ b/eng/docx/02.content.docx
@@ -19,7 +19,7 @@
         <w:rPr>
           <w:lang w:val="en_US" w:bidi="en_US"/>
         </w:rPr>
-        <w:t>Resource: Tyndale Open Study Notes</w:t>
+        <w:t>Resource: Aquifer Open Study Notes (Book Intros)</w:t>
       </w:r>
       <w:r>
         <w:rPr>
@@ -112,7 +112,7 @@
         <w:rPr>
           <w:lang w:val="en_US" w:bidi="en_US"/>
         </w:rPr>
-        <w:t>Tyndale Open Study Notes</w:t>
+        <w:t>Aquifer Open Study Notes (Book Intros)</w:t>
       </w:r>
     </w:p>
     <w:p>

--- a/eng/docx/02.content.docx
+++ b/eng/docx/02.content.docx
@@ -351,36 +351,24 @@
         </w:rPr>
         <w:t xml:space="preserve">, which means “the way out.” </w:t>
       </w:r>
-      <w:hyperlink r:id="rId13">
-        <w:r>
-          <w:rPr>
-            <w:lang w:val="en_US" w:bidi="en_US"/>
-          </w:rPr>
-          <w:rPr>
-            <w:color w:val="0000EE"/>
-            <w:u w:val="single"/>
-          </w:rPr>
-          <w:t>Exodus 1–15</w:t>
-        </w:r>
-      </w:hyperlink>
+      <w:r>
+        <w:rPr>
+          <w:lang w:val="en_US" w:bidi="en_US"/>
+        </w:rPr>
+        <w:t>Exodus 1–15</w:t>
+      </w:r>
       <w:r>
         <w:rPr>
           <w:lang w:val="en_US" w:bidi="en_US"/>
         </w:rPr>
         <w:t xml:space="preserve"> tells how the Hebrews escaped from slavery in Egypt. The rest of Exodus (chapters </w:t>
       </w:r>
-      <w:hyperlink r:id="rId14">
-        <w:r>
-          <w:rPr>
-            <w:lang w:val="en_US" w:bidi="en_US"/>
-          </w:rPr>
-          <w:rPr>
-            <w:color w:val="0000EE"/>
-            <w:u w:val="single"/>
-          </w:rPr>
-          <w:t>16–40</w:t>
-        </w:r>
-      </w:hyperlink>
+      <w:r>
+        <w:rPr>
+          <w:lang w:val="en_US" w:bidi="en_US"/>
+        </w:rPr>
+        <w:t>16–40</w:t>
+      </w:r>
       <w:r>
         <w:rPr>
           <w:lang w:val="en_US" w:bidi="en_US"/>
@@ -419,18 +407,12 @@
         </w:rPr>
         <w:t xml:space="preserve">freedom from slavery (chapters </w:t>
       </w:r>
-      <w:hyperlink r:id="rId13">
-        <w:r>
-          <w:rPr>
-            <w:lang w:val="en_US" w:bidi="en_US"/>
-          </w:rPr>
-          <w:rPr>
-            <w:color w:val="0000EE"/>
-            <w:u w:val="single"/>
-          </w:rPr>
-          <w:t>1–15</w:t>
-        </w:r>
-      </w:hyperlink>
+      <w:r>
+        <w:rPr>
+          <w:lang w:val="en_US" w:bidi="en_US"/>
+        </w:rPr>
+        <w:t>1–15</w:t>
+      </w:r>
       <w:r>
         <w:rPr>
           <w:lang w:val="en_US" w:bidi="en_US"/>
@@ -455,18 +437,12 @@
         </w:rPr>
         <w:t xml:space="preserve">knowledge of God through the covenant (binding agreement) at Mount Sinai (chapters </w:t>
       </w:r>
-      <w:hyperlink r:id="rId15">
-        <w:r>
-          <w:rPr>
-            <w:lang w:val="en_US" w:bidi="en_US"/>
-          </w:rPr>
-          <w:rPr>
-            <w:color w:val="0000EE"/>
-            <w:u w:val="single"/>
-          </w:rPr>
-          <w:t>16–24</w:t>
-        </w:r>
-      </w:hyperlink>
+      <w:r>
+        <w:rPr>
+          <w:lang w:val="en_US" w:bidi="en_US"/>
+        </w:rPr>
+        <w:t>16–24</w:t>
+      </w:r>
       <w:r>
         <w:rPr>
           <w:lang w:val="en_US" w:bidi="en_US"/>
@@ -491,18 +467,12 @@
         </w:rPr>
         <w:t xml:space="preserve">fellowship with God through the tabernacle, the sacred tent where God’s presence rested among his people (chapters </w:t>
       </w:r>
-      <w:hyperlink r:id="rId16">
-        <w:r>
-          <w:rPr>
-            <w:lang w:val="en_US" w:bidi="en_US"/>
-          </w:rPr>
-          <w:rPr>
-            <w:color w:val="0000EE"/>
-            <w:u w:val="single"/>
-          </w:rPr>
-          <w:t>25–40</w:t>
-        </w:r>
-      </w:hyperlink>
+      <w:r>
+        <w:rPr>
+          <w:lang w:val="en_US" w:bidi="en_US"/>
+        </w:rPr>
+        <w:t>25–40</w:t>
+      </w:r>
       <w:r>
         <w:rPr>
           <w:lang w:val="en_US" w:bidi="en_US"/>
@@ -621,18 +591,12 @@
         </w:rPr>
         <w:t xml:space="preserve">According to </w:t>
       </w:r>
-      <w:hyperlink r:id="rId17">
-        <w:r>
-          <w:rPr>
-            <w:lang w:val="en_US" w:bidi="en_US"/>
-          </w:rPr>
-          <w:rPr>
-            <w:color w:val="0000EE"/>
-            <w:u w:val="single"/>
-          </w:rPr>
-          <w:t>1 Kings 14:25–26</w:t>
-        </w:r>
-      </w:hyperlink>
+      <w:r>
+        <w:rPr>
+          <w:lang w:val="en_US" w:bidi="en_US"/>
+        </w:rPr>
+        <w:t>1 Kings 14:25–26</w:t>
+      </w:r>
       <w:r>
         <w:rPr>
           <w:lang w:val="en_US" w:bidi="en_US"/>
@@ -657,18 +621,12 @@
         </w:rPr>
         <w:t>A second clue is the “new king” in (</w:t>
       </w:r>
-      <w:hyperlink r:id="rId18">
-        <w:r>
-          <w:rPr>
-            <w:lang w:val="en_US" w:bidi="en_US"/>
-          </w:rPr>
-          <w:rPr>
-            <w:color w:val="0000EE"/>
-            <w:u w:val="single"/>
-          </w:rPr>
-          <w:t>Exodus 1:8</w:t>
-        </w:r>
-      </w:hyperlink>
+      <w:r>
+        <w:rPr>
+          <w:lang w:val="en_US" w:bidi="en_US"/>
+        </w:rPr>
+        <w:t>Exodus 1:8</w:t>
+      </w:r>
       <w:r>
         <w:rPr>
           <w:lang w:val="en_US" w:bidi="en_US"/>
@@ -682,54 +640,36 @@
         </w:rPr>
         <w:t>In the 1700s BC, groups from Asia moved into Egypt. One group, called the Hyksos, gained control of Lower Egypt around 1648 BC. Joseph and Jacob probably entered Egypt shortly before or during this period (</w:t>
       </w:r>
-      <w:hyperlink r:id="rId19">
-        <w:r>
-          <w:rPr>
-            <w:lang w:val="en_US" w:bidi="en_US"/>
-          </w:rPr>
-          <w:rPr>
-            <w:color w:val="0000EE"/>
-            <w:u w:val="single"/>
-          </w:rPr>
-          <w:t>Genesis 39</w:t>
-        </w:r>
-      </w:hyperlink>
+      <w:r>
+        <w:rPr>
+          <w:lang w:val="en_US" w:bidi="en_US"/>
+        </w:rPr>
+        <w:t>Genesis 39</w:t>
+      </w:r>
       <w:r>
         <w:rPr>
           <w:lang w:val="en_US" w:bidi="en_US"/>
         </w:rPr>
         <w:t xml:space="preserve">; </w:t>
       </w:r>
-      <w:hyperlink r:id="rId20">
-        <w:r>
-          <w:rPr>
-            <w:lang w:val="en_US" w:bidi="en_US"/>
-          </w:rPr>
-          <w:rPr>
-            <w:color w:val="0000EE"/>
-            <w:u w:val="single"/>
-          </w:rPr>
-          <w:t>46</w:t>
-        </w:r>
-      </w:hyperlink>
+      <w:r>
+        <w:rPr>
+          <w:lang w:val="en_US" w:bidi="en_US"/>
+        </w:rPr>
+        <w:t>46</w:t>
+      </w:r>
       <w:r>
         <w:rPr>
           <w:lang w:val="en_US" w:bidi="en_US"/>
         </w:rPr>
         <w:t xml:space="preserve">). The Hyksos ruled until Pharaoh Ahmose forced them out around 1540 BC. Ahmose and the kings after him were probably the rulers described in </w:t>
       </w:r>
-      <w:hyperlink r:id="rId18">
-        <w:r>
-          <w:rPr>
-            <w:lang w:val="en_US" w:bidi="en_US"/>
-          </w:rPr>
-          <w:rPr>
-            <w:color w:val="0000EE"/>
-            <w:u w:val="single"/>
-          </w:rPr>
-          <w:t>Exodus 1:8</w:t>
-        </w:r>
-      </w:hyperlink>
+      <w:r>
+        <w:rPr>
+          <w:lang w:val="en_US" w:bidi="en_US"/>
+        </w:rPr>
+        <w:t>Exodus 1:8</w:t>
+      </w:r>
       <w:r>
         <w:rPr>
           <w:lang w:val="en_US" w:bidi="en_US"/>
@@ -793,18 +733,12 @@
         </w:rPr>
         <w:t xml:space="preserve">The traditional view places the Exodus around 1446 BC. According to </w:t>
       </w:r>
-      <w:hyperlink r:id="rId21">
-        <w:r>
-          <w:rPr>
-            <w:lang w:val="en_US" w:bidi="en_US"/>
-          </w:rPr>
-          <w:rPr>
-            <w:color w:val="0000EE"/>
-            <w:u w:val="single"/>
-          </w:rPr>
-          <w:t>1 Kings 6:1</w:t>
-        </w:r>
-      </w:hyperlink>
+      <w:r>
+        <w:rPr>
+          <w:lang w:val="en_US" w:bidi="en_US"/>
+        </w:rPr>
+        <w:t>1 Kings 6:1</w:t>
+      </w:r>
       <w:r>
         <w:rPr>
           <w:lang w:val="en_US" w:bidi="en_US"/>
@@ -839,36 +773,24 @@
         </w:rPr>
         <w:t xml:space="preserve">Around 1100 BC, Jephthah said that Israel had lived in the promised land for 300 years (see </w:t>
       </w:r>
-      <w:hyperlink r:id="rId22">
-        <w:r>
-          <w:rPr>
-            <w:lang w:val="en_US" w:bidi="en_US"/>
-          </w:rPr>
-          <w:rPr>
-            <w:color w:val="0000EE"/>
-            <w:u w:val="single"/>
-          </w:rPr>
-          <w:t>Judges 11:26</w:t>
-        </w:r>
-      </w:hyperlink>
+      <w:r>
+        <w:rPr>
+          <w:lang w:val="en_US" w:bidi="en_US"/>
+        </w:rPr>
+        <w:t>Judges 11:26</w:t>
+      </w:r>
       <w:r>
         <w:rPr>
           <w:lang w:val="en_US" w:bidi="en_US"/>
         </w:rPr>
         <w:t xml:space="preserve">; compare </w:t>
       </w:r>
-      <w:hyperlink r:id="rId23">
-        <w:r>
-          <w:rPr>
-            <w:lang w:val="en_US" w:bidi="en_US"/>
-          </w:rPr>
-          <w:rPr>
-            <w:color w:val="0000EE"/>
-            <w:u w:val="single"/>
-          </w:rPr>
-          <w:t>Numbers 21:21–35</w:t>
-        </w:r>
-      </w:hyperlink>
+      <w:r>
+        <w:rPr>
+          <w:lang w:val="en_US" w:bidi="en_US"/>
+        </w:rPr>
+        <w:t>Numbers 21:21–35</w:t>
+      </w:r>
       <w:r>
         <w:rPr>
           <w:lang w:val="en_US" w:bidi="en_US"/>
@@ -922,18 +844,12 @@
           <w:lang w:val="en_US" w:bidi="en_US"/>
         </w:rPr>
       </w:r>
-      <w:hyperlink r:id="rId24">
-        <w:r>
-          <w:rPr>
-            <w:lang w:val="en_US" w:bidi="en_US"/>
-          </w:rPr>
-          <w:rPr>
-            <w:color w:val="0000EE"/>
-            <w:u w:val="single"/>
-          </w:rPr>
-          <w:t>Exodus 1:11</w:t>
-        </w:r>
-      </w:hyperlink>
+      <w:r>
+        <w:rPr>
+          <w:lang w:val="en_US" w:bidi="en_US"/>
+        </w:rPr>
+        <w:t>Exodus 1:11</w:t>
+      </w:r>
       <w:r>
         <w:rPr>
           <w:lang w:val="en_US" w:bidi="en_US"/>
@@ -982,18 +898,12 @@
         </w:rPr>
         <w:t xml:space="preserve">Those who support the later date also argue that the number 480 in </w:t>
       </w:r>
-      <w:hyperlink r:id="rId21">
-        <w:r>
-          <w:rPr>
-            <w:lang w:val="en_US" w:bidi="en_US"/>
-          </w:rPr>
-          <w:rPr>
-            <w:color w:val="0000EE"/>
-            <w:u w:val="single"/>
-          </w:rPr>
-          <w:t>1 Kings 6:1</w:t>
-        </w:r>
-      </w:hyperlink>
+      <w:r>
+        <w:rPr>
+          <w:lang w:val="en_US" w:bidi="en_US"/>
+        </w:rPr>
+        <w:t>1 Kings 6:1</w:t>
+      </w:r>
       <w:r>
         <w:rPr>
           <w:lang w:val="en_US" w:bidi="en_US"/>
@@ -1053,72 +963,48 @@
         </w:rPr>
         <w:t xml:space="preserve">Because of this, the date of the exodus is important for estimating the dates of the patriarchs. Scholars also use information about the ages of the patriarchs. Passages such as </w:t>
       </w:r>
-      <w:hyperlink r:id="rId25">
-        <w:r>
-          <w:rPr>
-            <w:lang w:val="en_US" w:bidi="en_US"/>
-          </w:rPr>
-          <w:rPr>
-            <w:color w:val="0000EE"/>
-            <w:u w:val="single"/>
-          </w:rPr>
-          <w:t>Genesis 12:4</w:t>
-        </w:r>
-      </w:hyperlink>
+      <w:r>
+        <w:rPr>
+          <w:lang w:val="en_US" w:bidi="en_US"/>
+        </w:rPr>
+        <w:t>Genesis 12:4</w:t>
+      </w:r>
       <w:r>
         <w:rPr>
           <w:lang w:val="en_US" w:bidi="en_US"/>
         </w:rPr>
         <w:t xml:space="preserve">, </w:t>
       </w:r>
-      <w:hyperlink r:id="rId26">
-        <w:r>
-          <w:rPr>
-            <w:lang w:val="en_US" w:bidi="en_US"/>
-          </w:rPr>
-          <w:rPr>
-            <w:color w:val="0000EE"/>
-            <w:u w:val="single"/>
-          </w:rPr>
-          <w:t>21:5</w:t>
-        </w:r>
-      </w:hyperlink>
+      <w:r>
+        <w:rPr>
+          <w:lang w:val="en_US" w:bidi="en_US"/>
+        </w:rPr>
+        <w:t>21:5</w:t>
+      </w:r>
       <w:r>
         <w:rPr>
           <w:lang w:val="en_US" w:bidi="en_US"/>
         </w:rPr>
         <w:t xml:space="preserve">, </w:t>
       </w:r>
-      <w:hyperlink r:id="rId27">
-        <w:r>
-          <w:rPr>
-            <w:lang w:val="en_US" w:bidi="en_US"/>
-          </w:rPr>
-          <w:rPr>
-            <w:color w:val="0000EE"/>
-            <w:u w:val="single"/>
-          </w:rPr>
-          <w:t>25:26</w:t>
-        </w:r>
-      </w:hyperlink>
+      <w:r>
+        <w:rPr>
+          <w:lang w:val="en_US" w:bidi="en_US"/>
+        </w:rPr>
+        <w:t>25:26</w:t>
+      </w:r>
       <w:r>
         <w:rPr>
           <w:lang w:val="en_US" w:bidi="en_US"/>
         </w:rPr>
         <w:t xml:space="preserve">, and </w:t>
       </w:r>
-      <w:hyperlink r:id="rId28">
-        <w:r>
-          <w:rPr>
-            <w:lang w:val="en_US" w:bidi="en_US"/>
-          </w:rPr>
-          <w:rPr>
-            <w:color w:val="0000EE"/>
-            <w:u w:val="single"/>
-          </w:rPr>
-          <w:t>47:9</w:t>
-        </w:r>
-      </w:hyperlink>
+      <w:r>
+        <w:rPr>
+          <w:lang w:val="en_US" w:bidi="en_US"/>
+        </w:rPr>
+        <w:t>47:9</w:t>
+      </w:r>
       <w:r>
         <w:rPr>
           <w:lang w:val="en_US" w:bidi="en_US"/>
@@ -1153,36 +1039,24 @@
         </w:rPr>
         <w:t xml:space="preserve">The Hebrew Masoretic Text of </w:t>
       </w:r>
-      <w:hyperlink r:id="rId29">
-        <w:r>
-          <w:rPr>
-            <w:lang w:val="en_US" w:bidi="en_US"/>
-          </w:rPr>
-          <w:rPr>
-            <w:color w:val="0000EE"/>
-            <w:u w:val="single"/>
-          </w:rPr>
-          <w:t>Exodus 12:40</w:t>
-        </w:r>
-      </w:hyperlink>
+      <w:r>
+        <w:rPr>
+          <w:lang w:val="en_US" w:bidi="en_US"/>
+        </w:rPr>
+        <w:t>Exodus 12:40</w:t>
+      </w:r>
       <w:r>
         <w:rPr>
           <w:lang w:val="en_US" w:bidi="en_US"/>
         </w:rPr>
         <w:t xml:space="preserve"> says that Israel lived in Egypt for 430 years, from the time Jacob entered Egypt until the Exodus. However, the Greek Septuagint (an early translation of the Old Testament) and the Samaritan Pentateuch both say that the 430 years included Israel’s time in both Canaan and Egypt. Paul also seems to follow this understanding in </w:t>
       </w:r>
-      <w:hyperlink r:id="rId30">
-        <w:r>
-          <w:rPr>
-            <w:lang w:val="en_US" w:bidi="en_US"/>
-          </w:rPr>
-          <w:rPr>
-            <w:color w:val="0000EE"/>
-            <w:u w:val="single"/>
-          </w:rPr>
-          <w:t>Galatians 3:17</w:t>
-        </w:r>
-      </w:hyperlink>
+      <w:r>
+        <w:rPr>
+          <w:lang w:val="en_US" w:bidi="en_US"/>
+        </w:rPr>
+        <w:t>Galatians 3:17</w:t>
+      </w:r>
       <w:r>
         <w:rPr>
           <w:lang w:val="en_US" w:bidi="en_US"/>
@@ -1217,108 +1091,72 @@
         </w:rPr>
         <w:t xml:space="preserve">Other passages, such as </w:t>
       </w:r>
-      <w:hyperlink r:id="rId31">
-        <w:r>
-          <w:rPr>
-            <w:lang w:val="en_US" w:bidi="en_US"/>
-          </w:rPr>
-          <w:rPr>
-            <w:color w:val="0000EE"/>
-            <w:u w:val="single"/>
-          </w:rPr>
-          <w:t>Genesis 15:13–16</w:t>
-        </w:r>
-      </w:hyperlink>
+      <w:r>
+        <w:rPr>
+          <w:lang w:val="en_US" w:bidi="en_US"/>
+        </w:rPr>
+        <w:t>Genesis 15:13–16</w:t>
+      </w:r>
       <w:r>
         <w:rPr>
           <w:lang w:val="en_US" w:bidi="en_US"/>
         </w:rPr>
         <w:t xml:space="preserve">; </w:t>
       </w:r>
-      <w:hyperlink r:id="rId32">
-        <w:r>
-          <w:rPr>
-            <w:lang w:val="en_US" w:bidi="en_US"/>
-          </w:rPr>
-          <w:rPr>
-            <w:color w:val="0000EE"/>
-            <w:u w:val="single"/>
-          </w:rPr>
-          <w:t>Exodus 6:16–20</w:t>
-        </w:r>
-      </w:hyperlink>
+      <w:r>
+        <w:rPr>
+          <w:lang w:val="en_US" w:bidi="en_US"/>
+        </w:rPr>
+        <w:t>Exodus 6:16–20</w:t>
+      </w:r>
       <w:r>
         <w:rPr>
           <w:lang w:val="en_US" w:bidi="en_US"/>
         </w:rPr>
         <w:t xml:space="preserve">; </w:t>
       </w:r>
-      <w:hyperlink r:id="rId33">
-        <w:r>
-          <w:rPr>
-            <w:lang w:val="en_US" w:bidi="en_US"/>
-          </w:rPr>
-          <w:rPr>
-            <w:color w:val="0000EE"/>
-            <w:u w:val="single"/>
-          </w:rPr>
-          <w:t>Numbers 3:17–19</w:t>
-        </w:r>
-      </w:hyperlink>
+      <w:r>
+        <w:rPr>
+          <w:lang w:val="en_US" w:bidi="en_US"/>
+        </w:rPr>
+        <w:t>Numbers 3:17–19</w:t>
+      </w:r>
       <w:r>
         <w:rPr>
           <w:lang w:val="en_US" w:bidi="en_US"/>
         </w:rPr>
         <w:t xml:space="preserve">; </w:t>
       </w:r>
-      <w:hyperlink r:id="rId34">
-        <w:r>
-          <w:rPr>
-            <w:lang w:val="en_US" w:bidi="en_US"/>
-          </w:rPr>
-          <w:rPr>
-            <w:color w:val="0000EE"/>
-            <w:u w:val="single"/>
-          </w:rPr>
-          <w:t>26:58–59</w:t>
-        </w:r>
-      </w:hyperlink>
+      <w:r>
+        <w:rPr>
+          <w:lang w:val="en_US" w:bidi="en_US"/>
+        </w:rPr>
+        <w:t>26:58–59</w:t>
+      </w:r>
       <w:r>
         <w:rPr>
           <w:lang w:val="en_US" w:bidi="en_US"/>
         </w:rPr>
         <w:t xml:space="preserve">; </w:t>
       </w:r>
-      <w:hyperlink r:id="rId35">
-        <w:r>
-          <w:rPr>
-            <w:lang w:val="en_US" w:bidi="en_US"/>
-          </w:rPr>
-          <w:rPr>
-            <w:color w:val="0000EE"/>
-            <w:u w:val="single"/>
-          </w:rPr>
-          <w:t>1 Chronicles 6:1–3</w:t>
-        </w:r>
-      </w:hyperlink>
+      <w:r>
+        <w:rPr>
+          <w:lang w:val="en_US" w:bidi="en_US"/>
+        </w:rPr>
+        <w:t>1 Chronicles 6:1–3</w:t>
+      </w:r>
       <w:r>
         <w:rPr>
           <w:lang w:val="en_US" w:bidi="en_US"/>
         </w:rPr>
         <w:t xml:space="preserve">; and </w:t>
       </w:r>
-      <w:hyperlink r:id="rId36">
-        <w:r>
-          <w:rPr>
-            <w:lang w:val="en_US" w:bidi="en_US"/>
-          </w:rPr>
-          <w:rPr>
-            <w:color w:val="0000EE"/>
-            <w:u w:val="single"/>
-          </w:rPr>
-          <w:t>Acts 7:6</w:t>
-        </w:r>
-      </w:hyperlink>
+      <w:r>
+        <w:rPr>
+          <w:lang w:val="en_US" w:bidi="en_US"/>
+        </w:rPr>
+        <w:t>Acts 7:6</w:t>
+      </w:r>
       <w:r>
         <w:rPr>
           <w:lang w:val="en_US" w:bidi="en_US"/>
@@ -1364,126 +1202,84 @@
         </w:rPr>
         <w:t>The opening chapters of Genesis describe a serious problem. God created the world and human beings for blessing (</w:t>
       </w:r>
-      <w:hyperlink r:id="rId37">
-        <w:r>
-          <w:rPr>
-            <w:lang w:val="en_US" w:bidi="en_US"/>
-          </w:rPr>
-          <w:rPr>
-            <w:color w:val="0000EE"/>
-            <w:u w:val="single"/>
-          </w:rPr>
-          <w:t>Genesis 1:27–28</w:t>
-        </w:r>
-      </w:hyperlink>
+      <w:r>
+        <w:rPr>
+          <w:lang w:val="en_US" w:bidi="en_US"/>
+        </w:rPr>
+        <w:t>Genesis 1:27–28</w:t>
+      </w:r>
       <w:r>
         <w:rPr>
           <w:lang w:val="en_US" w:bidi="en_US"/>
         </w:rPr>
         <w:t>). But sin brought a curse into the world. Human beings became deeply corrupt (</w:t>
       </w:r>
-      <w:hyperlink r:id="rId38">
-        <w:r>
-          <w:rPr>
-            <w:lang w:val="en_US" w:bidi="en_US"/>
-          </w:rPr>
-          <w:rPr>
-            <w:color w:val="0000EE"/>
-            <w:u w:val="single"/>
-          </w:rPr>
-          <w:t>6:5</w:t>
-        </w:r>
-      </w:hyperlink>
+      <w:r>
+        <w:rPr>
+          <w:lang w:val="en_US" w:bidi="en_US"/>
+        </w:rPr>
+        <w:t>6:5</w:t>
+      </w:r>
       <w:r>
         <w:rPr>
           <w:lang w:val="en_US" w:bidi="en_US"/>
         </w:rPr>
         <w:t>). People were separated from God, their Creator (</w:t>
       </w:r>
-      <w:hyperlink r:id="rId39">
-        <w:r>
-          <w:rPr>
-            <w:lang w:val="en_US" w:bidi="en_US"/>
-          </w:rPr>
-          <w:rPr>
-            <w:color w:val="0000EE"/>
-            <w:u w:val="single"/>
-          </w:rPr>
-          <w:t>3:23–24</w:t>
-        </w:r>
-      </w:hyperlink>
+      <w:r>
+        <w:rPr>
+          <w:lang w:val="en_US" w:bidi="en_US"/>
+        </w:rPr>
+        <w:t>3:23–24</w:t>
+      </w:r>
       <w:r>
         <w:rPr>
           <w:lang w:val="en_US" w:bidi="en_US"/>
         </w:rPr>
         <w:t>) and from one another (</w:t>
       </w:r>
-      <w:hyperlink r:id="rId40">
-        <w:r>
-          <w:rPr>
-            <w:lang w:val="en_US" w:bidi="en_US"/>
-          </w:rPr>
-          <w:rPr>
-            <w:color w:val="0000EE"/>
-            <w:u w:val="single"/>
-          </w:rPr>
-          <w:t>4:14</w:t>
-        </w:r>
-      </w:hyperlink>
+      <w:r>
+        <w:rPr>
+          <w:lang w:val="en_US" w:bidi="en_US"/>
+        </w:rPr>
+        <w:t>4:14</w:t>
+      </w:r>
       <w:r>
         <w:rPr>
           <w:lang w:val="en_US" w:bidi="en_US"/>
         </w:rPr>
         <w:t>). Death, violence, and confusion spread throughout the earth (</w:t>
       </w:r>
-      <w:hyperlink r:id="rId41">
-        <w:r>
-          <w:rPr>
-            <w:lang w:val="en_US" w:bidi="en_US"/>
-          </w:rPr>
-          <w:rPr>
-            <w:color w:val="0000EE"/>
-            <w:u w:val="single"/>
-          </w:rPr>
-          <w:t>4:8</w:t>
-        </w:r>
-      </w:hyperlink>
+      <w:r>
+        <w:rPr>
+          <w:lang w:val="en_US" w:bidi="en_US"/>
+        </w:rPr>
+        <w:t>4:8</w:t>
+      </w:r>
       <w:r>
         <w:rPr>
           <w:lang w:val="en_US" w:bidi="en_US"/>
         </w:rPr>
         <w:t xml:space="preserve">, </w:t>
       </w:r>
-      <w:hyperlink r:id="rId42">
-        <w:r>
-          <w:rPr>
-            <w:lang w:val="en_US" w:bidi="en_US"/>
-          </w:rPr>
-          <w:rPr>
-            <w:color w:val="0000EE"/>
-            <w:u w:val="single"/>
-          </w:rPr>
-          <w:t>23–24</w:t>
-        </w:r>
-      </w:hyperlink>
+      <w:r>
+        <w:rPr>
+          <w:lang w:val="en_US" w:bidi="en_US"/>
+        </w:rPr>
+        <w:t>23–24</w:t>
+      </w:r>
       <w:r>
         <w:rPr>
           <w:lang w:val="en_US" w:bidi="en_US"/>
         </w:rPr>
         <w:t xml:space="preserve">; </w:t>
       </w:r>
-      <w:hyperlink r:id="rId43">
-        <w:r>
-          <w:rPr>
-            <w:lang w:val="en_US" w:bidi="en_US"/>
-          </w:rPr>
-          <w:rPr>
-            <w:color w:val="0000EE"/>
-            <w:u w:val="single"/>
-          </w:rPr>
-          <w:t>11:9</w:t>
-        </w:r>
-      </w:hyperlink>
+      <w:r>
+        <w:rPr>
+          <w:lang w:val="en_US" w:bidi="en_US"/>
+        </w:rPr>
+        <w:t>11:9</w:t>
+      </w:r>
       <w:r>
         <w:rPr>
           <w:lang w:val="en_US" w:bidi="en_US"/>
@@ -1512,72 +1308,48 @@
           <w:lang w:val="en_US" w:bidi="en_US"/>
         </w:rPr>
       </w:r>
-      <w:hyperlink r:id="rId44">
-        <w:r>
-          <w:rPr>
-            <w:lang w:val="en_US" w:bidi="en_US"/>
-          </w:rPr>
-          <w:rPr>
-            <w:color w:val="0000EE"/>
-            <w:u w:val="single"/>
-          </w:rPr>
-          <w:t>Genesis 12–50</w:t>
-        </w:r>
-      </w:hyperlink>
+      <w:r>
+        <w:rPr>
+          <w:lang w:val="en_US" w:bidi="en_US"/>
+        </w:rPr>
+        <w:t>Genesis 12–50</w:t>
+      </w:r>
       <w:r>
         <w:rPr>
           <w:lang w:val="en_US" w:bidi="en_US"/>
         </w:rPr>
         <w:t xml:space="preserve"> begins to answer that question. God chose Abraham and his descendants to live in a special covenant relationship (binding agreement) with him. God promised to make them into a great nation and to bless the whole world through them (</w:t>
       </w:r>
-      <w:hyperlink r:id="rId45">
-        <w:r>
-          <w:rPr>
-            <w:lang w:val="en_US" w:bidi="en_US"/>
-          </w:rPr>
-          <w:rPr>
-            <w:color w:val="0000EE"/>
-            <w:u w:val="single"/>
-          </w:rPr>
-          <w:t>12:1–3</w:t>
-        </w:r>
-      </w:hyperlink>
+      <w:r>
+        <w:rPr>
+          <w:lang w:val="en_US" w:bidi="en_US"/>
+        </w:rPr>
+        <w:t>12:1–3</w:t>
+      </w:r>
       <w:r>
         <w:rPr>
           <w:lang w:val="en_US" w:bidi="en_US"/>
         </w:rPr>
         <w:t>). Abraham trusted God even though his wife could not have children (</w:t>
       </w:r>
-      <w:hyperlink r:id="rId46">
-        <w:r>
-          <w:rPr>
-            <w:lang w:val="en_US" w:bidi="en_US"/>
-          </w:rPr>
-          <w:rPr>
-            <w:color w:val="0000EE"/>
-            <w:u w:val="single"/>
-          </w:rPr>
-          <w:t>15:6</w:t>
-        </w:r>
-      </w:hyperlink>
+      <w:r>
+        <w:rPr>
+          <w:lang w:val="en_US" w:bidi="en_US"/>
+        </w:rPr>
+        <w:t>15:6</w:t>
+      </w:r>
       <w:r>
         <w:rPr>
           <w:lang w:val="en_US" w:bidi="en_US"/>
         </w:rPr>
         <w:t>). God soon began to fulfill his promises (</w:t>
       </w:r>
-      <w:hyperlink r:id="rId47">
-        <w:r>
-          <w:rPr>
-            <w:lang w:val="en_US" w:bidi="en_US"/>
-          </w:rPr>
-          <w:rPr>
-            <w:color w:val="0000EE"/>
-            <w:u w:val="single"/>
-          </w:rPr>
-          <w:t>21:1–7</w:t>
-        </w:r>
-      </w:hyperlink>
+      <w:r>
+        <w:rPr>
+          <w:lang w:val="en_US" w:bidi="en_US"/>
+        </w:rPr>
+        <w:t>21:1–7</w:t>
+      </w:r>
       <w:r>
         <w:rPr>
           <w:lang w:val="en_US" w:bidi="en_US"/>
@@ -1612,18 +1384,12 @@
         </w:rPr>
         <w:t>The promised land also still seemed far away. Abraham and his descendants had not owned any of the land except for a burial place (</w:t>
       </w:r>
-      <w:hyperlink r:id="rId48">
-        <w:r>
-          <w:rPr>
-            <w:lang w:val="en_US" w:bidi="en_US"/>
-          </w:rPr>
-          <w:rPr>
-            <w:color w:val="0000EE"/>
-            <w:u w:val="single"/>
-          </w:rPr>
-          <w:t>Genesis 23</w:t>
-        </w:r>
-      </w:hyperlink>
+      <w:r>
+        <w:rPr>
+          <w:lang w:val="en_US" w:bidi="en_US"/>
+        </w:rPr>
+        <w:t>Genesis 23</w:t>
+      </w:r>
       <w:r>
         <w:rPr>
           <w:lang w:val="en_US" w:bidi="en_US"/>
@@ -1658,72 +1424,48 @@
         </w:rPr>
         <w:t>God knows the suffering of his people, and he values them. The Lord is greater than all other gods (</w:t>
       </w:r>
-      <w:hyperlink r:id="rId49">
-        <w:r>
-          <w:rPr>
-            <w:lang w:val="en_US" w:bidi="en_US"/>
-          </w:rPr>
-          <w:rPr>
-            <w:color w:val="0000EE"/>
-            <w:u w:val="single"/>
-          </w:rPr>
-          <w:t>Exodus 18:11</w:t>
-        </w:r>
-      </w:hyperlink>
+      <w:r>
+        <w:rPr>
+          <w:lang w:val="en_US" w:bidi="en_US"/>
+        </w:rPr>
+        <w:t>Exodus 18:11</w:t>
+      </w:r>
       <w:r>
         <w:rPr>
           <w:lang w:val="en_US" w:bidi="en_US"/>
         </w:rPr>
         <w:t>). Exodus reveals God as the highest being in existence (</w:t>
       </w:r>
-      <w:hyperlink r:id="rId50">
-        <w:r>
-          <w:rPr>
-            <w:lang w:val="en_US" w:bidi="en_US"/>
-          </w:rPr>
-          <w:rPr>
-            <w:color w:val="0000EE"/>
-            <w:u w:val="single"/>
-          </w:rPr>
-          <w:t>3:5–6</w:t>
-        </w:r>
-      </w:hyperlink>
+      <w:r>
+        <w:rPr>
+          <w:lang w:val="en_US" w:bidi="en_US"/>
+        </w:rPr>
+        <w:t>3:5–6</w:t>
+      </w:r>
       <w:r>
         <w:rPr>
           <w:lang w:val="en_US" w:bidi="en_US"/>
         </w:rPr>
         <w:t xml:space="preserve">, </w:t>
       </w:r>
-      <w:hyperlink r:id="rId51">
-        <w:r>
-          <w:rPr>
-            <w:lang w:val="en_US" w:bidi="en_US"/>
-          </w:rPr>
-          <w:rPr>
-            <w:color w:val="0000EE"/>
-            <w:u w:val="single"/>
-          </w:rPr>
-          <w:t>14–15</w:t>
-        </w:r>
-      </w:hyperlink>
+      <w:r>
+        <w:rPr>
+          <w:lang w:val="en_US" w:bidi="en_US"/>
+        </w:rPr>
+        <w:t>14–15</w:t>
+      </w:r>
       <w:r>
         <w:rPr>
           <w:lang w:val="en_US" w:bidi="en_US"/>
         </w:rPr>
         <w:t xml:space="preserve">; </w:t>
       </w:r>
-      <w:hyperlink r:id="rId52">
-        <w:r>
-          <w:rPr>
-            <w:lang w:val="en_US" w:bidi="en_US"/>
-          </w:rPr>
-          <w:rPr>
-            <w:color w:val="0000EE"/>
-            <w:u w:val="single"/>
-          </w:rPr>
-          <w:t>6:3</w:t>
-        </w:r>
-      </w:hyperlink>
+      <w:r>
+        <w:rPr>
+          <w:lang w:val="en_US" w:bidi="en_US"/>
+        </w:rPr>
+        <w:t>6:3</w:t>
+      </w:r>
       <w:r>
         <w:rPr>
           <w:lang w:val="en_US" w:bidi="en_US"/>
@@ -1758,18 +1500,12 @@
         </w:rPr>
         <w:t>God is separate from the world because he created it. He cannot be controlled by magic. The world is not ruled by equal forces of good and evil struggling against each other. God is holy (completely pure and set apart), morally perfect, faithful to his people, and eager to do good for them (</w:t>
       </w:r>
-      <w:hyperlink r:id="rId53">
-        <w:r>
-          <w:rPr>
-            <w:lang w:val="en_US" w:bidi="en_US"/>
-          </w:rPr>
-          <w:rPr>
-            <w:color w:val="0000EE"/>
-            <w:u w:val="single"/>
-          </w:rPr>
-          <w:t>Exodus 34:5–6</w:t>
-        </w:r>
-      </w:hyperlink>
+      <w:r>
+        <w:rPr>
+          <w:lang w:val="en_US" w:bidi="en_US"/>
+        </w:rPr>
+        <w:t>Exodus 34:5–6</w:t>
+      </w:r>
       <w:r>
         <w:rPr>
           <w:lang w:val="en_US" w:bidi="en_US"/>
@@ -1790,18 +1526,12 @@
         </w:rPr>
         <w:t>God used the covenant at Sinai (</w:t>
       </w:r>
-      <w:hyperlink r:id="rId54">
-        <w:r>
-          <w:rPr>
-            <w:lang w:val="en_US" w:bidi="en_US"/>
-          </w:rPr>
-          <w:rPr>
-            <w:color w:val="0000EE"/>
-            <w:u w:val="single"/>
-          </w:rPr>
-          <w:t>Exodus 19–23</w:t>
-        </w:r>
-      </w:hyperlink>
+      <w:r>
+        <w:rPr>
+          <w:lang w:val="en_US" w:bidi="en_US"/>
+        </w:rPr>
+        <w:t>Exodus 19–23</w:t>
+      </w:r>
       <w:r>
         <w:rPr>
           <w:lang w:val="en_US" w:bidi="en_US"/>
@@ -1822,18 +1552,12 @@
         </w:rPr>
         <w:t xml:space="preserve">The covenant also teaches that true worship includes ethical living. In much of the ancient world, religion and ethics were often separated. In God’s covenant, however, many commands focus on how people treat one another (see </w:t>
       </w:r>
-      <w:hyperlink r:id="rId55">
-        <w:r>
-          <w:rPr>
-            <w:lang w:val="en_US" w:bidi="en_US"/>
-          </w:rPr>
-          <w:rPr>
-            <w:color w:val="0000EE"/>
-            <w:u w:val="single"/>
-          </w:rPr>
-          <w:t>20:3–17</w:t>
-        </w:r>
-      </w:hyperlink>
+      <w:r>
+        <w:rPr>
+          <w:lang w:val="en_US" w:bidi="en_US"/>
+        </w:rPr>
+        <w:t>20:3–17</w:t>
+      </w:r>
       <w:r>
         <w:rPr>
           <w:lang w:val="en_US" w:bidi="en_US"/>
@@ -1854,36 +1578,24 @@
         </w:rPr>
         <w:t>God rescues his people and calls us into a life of holiness in order that we may have a living, personal relationship with him. The sections about the tabernacle are central to the message of Exodus (</w:t>
       </w:r>
-      <w:hyperlink r:id="rId16">
-        <w:r>
-          <w:rPr>
-            <w:lang w:val="en_US" w:bidi="en_US"/>
-          </w:rPr>
-          <w:rPr>
-            <w:color w:val="0000EE"/>
-            <w:u w:val="single"/>
-          </w:rPr>
-          <w:t>Exodus 25–40</w:t>
-        </w:r>
-      </w:hyperlink>
+      <w:r>
+        <w:rPr>
+          <w:lang w:val="en_US" w:bidi="en_US"/>
+        </w:rPr>
+        <w:t>Exodus 25–40</w:t>
+      </w:r>
       <w:r>
         <w:rPr>
           <w:lang w:val="en_US" w:bidi="en_US"/>
         </w:rPr>
         <w:t>). God did not only want to bring his people into the promised land. He wanted them to live safely in his holy presence, and this became possible in (</w:t>
       </w:r>
-      <w:hyperlink r:id="rId56">
-        <w:r>
-          <w:rPr>
-            <w:lang w:val="en_US" w:bidi="en_US"/>
-          </w:rPr>
-          <w:rPr>
-            <w:color w:val="0000EE"/>
-            <w:u w:val="single"/>
-          </w:rPr>
-          <w:t>Exodus 40:34–38</w:t>
-        </w:r>
-      </w:hyperlink>
+      <w:r>
+        <w:rPr>
+          <w:lang w:val="en_US" w:bidi="en_US"/>
+        </w:rPr>
+        <w:t>Exodus 40:34–38</w:t>
+      </w:r>
       <w:r>
         <w:rPr>
           <w:lang w:val="en_US" w:bidi="en_US"/>
